--- a/TaupunktLueftung_Benutzerhandbuch.docx
+++ b/TaupunktLueftung_Benutzerhandbuch.docx
@@ -61,7 +61,7 @@
           <w:sz w:val="22"/>
           <w:szCs w:val="22"/>
         </w:rPr>
-        <w:t xml:space="preserve">Firmware-Version v3.5</w:t>
+        <w:t xml:space="preserve">Firmware-Version v3.7</w:t>
       </w:r>
     </w:p>
     <w:p>
@@ -476,6 +476,44 @@
           <w:tab w:val="right" w:pos="9028" w:leader="dot"/>
         </w:tabs>
         <w:spacing w:after="90"/>
+        <w:ind w:left="300"/>
+      </w:pPr>
+      <w:r>
+        <w:rPr>
+          <w:b w:val="false"/>
+          <w:bCs w:val="false"/>
+        </w:rPr>
+        <w:t xml:space="preserve">5.10 Firmware sichern (Backup)</w:t>
+      </w:r>
+      <w:r>
+        <w:t xml:space="preserve">	9</w:t>
+      </w:r>
+    </w:p>
+    <w:p>
+      <w:pPr>
+        <w:tabs>
+          <w:tab w:val="right" w:pos="9028" w:leader="dot"/>
+        </w:tabs>
+        <w:spacing w:after="90"/>
+        <w:ind w:left="300"/>
+      </w:pPr>
+      <w:r>
+        <w:rPr>
+          <w:b w:val="false"/>
+          <w:bCs w:val="false"/>
+        </w:rPr>
+        <w:t xml:space="preserve">5.11 Gerät neu starten</w:t>
+      </w:r>
+      <w:r>
+        <w:t xml:space="preserve">	9</w:t>
+      </w:r>
+    </w:p>
+    <w:p>
+      <w:pPr>
+        <w:tabs>
+          <w:tab w:val="right" w:pos="9028" w:leader="dot"/>
+        </w:tabs>
+        <w:spacing w:after="90"/>
         <w:ind w:left="0"/>
       </w:pPr>
       <w:r>
@@ -562,7 +600,7 @@
         <w:t xml:space="preserve">10. Support und weiterführende Informationen</w:t>
       </w:r>
       <w:r>
-        <w:t xml:space="preserve">	11</w:t>
+        <w:t xml:space="preserve">	12</w:t>
       </w:r>
     </w:p>
     <w:p>
@@ -1560,7 +1598,7 @@
         <w:spacing w:after="160"/>
       </w:pPr>
       <w:r>
-        <w:t xml:space="preserve">Über die Auswahl „Zeitraum“ lässt sich die Diagrammansicht auf die letzten 10 Minuten, 30 Minuten oder 1 Stunde einschränken. Das Gerät speichert intern maximal 720 Messpunkte im Abstand von jeweils 5 Sekunden – das entspricht genau einer Stunde Verlaufshistorie. Ältere Werte werden fortlaufend überschrieben und gehen bei einem Neustart des Geräts verloren.</w:t>
+        <w:t xml:space="preserve">Über die Auswahl „Zeitraum“ lässt sich die Diagrammansicht auf einen von sechs Zeiträumen einschränken: 10 Minuten, 30 Minuten, 1 Stunde, 24 Stunden, 7 Tage oder 30 Tage. Intern werden die Messwerte dafür in drei Auflösungsstufen vorgehalten: die letzte Stunde mit der vollen Messauflösung von 5 Sekunden (720 Punkte), die letzten 24 Stunden als Minutenmittelwerte (1440 Punkte) sowie die letzten 30 Tage als Stundenmittelwerte (720 Punkte). Bei den beiden gröberen Auflösungsstufen wird zusätzlich der jeweils niedrigste gemessene Wert je Zeitfenster mitgeführt, damit kurzzeitige Schwankungen bei Taupunktdifferenz und Innenfeuchte im Diagramm nicht durch die Mittelwertbildung verschwinden. Alle drei Auflösungsstufen befinden sich ausschließlich im Arbeitsspeicher des Geräts und gehen bei einem Neustart vollständig verloren.</w:t>
       </w:r>
     </w:p>
     <w:p>
@@ -2637,7 +2675,7 @@
               <w:rPr>
                 <w:color w:val="3D3200"/>
               </w:rPr>
-              <w:t xml:space="preserve"> In der aktuellen Firmware (v3.5) werden über dieses Formular gespeicherte Mindestlaufzeit-/Mindestpause-Werte intern unter einem anderen Schlüssel abgelegt als beim Start wieder ausgelesen wird. In der Praxis bedeutet das: Eine hier vorgenommene Änderung wirkt sofort und bis zum nächsten Neustart des Geräts, fällt nach einem Neustart aber wieder auf die Werkswerte (2/5 Minuten) zurück. Nach jedem Neustart des Geräts sollten individuell angepasste Werte hier kontrolliert und bei Bedarf erneut gespeichert werden.</w:t>
+              <w:t xml:space="preserve"> In der aktuellen Firmware (v3.7) werden über dieses Formular gespeicherte Mindestlaufzeit-/Mindestpause-Werte intern unter einem anderen Schlüssel abgelegt als beim Start wieder ausgelesen wird. In der Praxis bedeutet das: Eine hier vorgenommene Änderung wirkt sofort und bis zum nächsten Neustart des Geräts, fällt nach einem Neustart aber wieder auf die Werkswerte (2/5 Minuten) zurück. Nach jedem Neustart des Geräts sollten individuell angepasste Werte hier kontrolliert und bei Bedarf erneut gespeichert werden.</w:t>
             </w:r>
           </w:p>
         </w:tc>
@@ -2925,7 +2963,7 @@
         <w:spacing w:after="160"/>
       </w:pPr>
       <w:r>
-        <w:t xml:space="preserve">Über die Schaltfläche „Firmware-Update“ öffnet sich ein Dialog zur Übertragung einer neuen Firmware-Datei (.bin) direkt über den Browser (Over-the-Air-Update).</w:t>
+        <w:t xml:space="preserve">Über die Schaltfläche „Firmware-Update“ öffnet sich ein Dialog zur Übertragung einer neuen Firmware-Datei (.bin) direkt über den Browser (Over-the-Air-Update). Vor einem Update empfiehlt es sich, die aktuell laufende Firmware wie in Abschnitt 5.10 beschrieben zu sichern.</w:t>
       </w:r>
     </w:p>
     <w:p>
@@ -2991,6 +3029,19 @@
       </w:pPr>
       <w:r>
         <w:t xml:space="preserve">Nach erfolgreichem Update startet das Gerät automatisch neu und ist nach wenigen Sekunden wieder unter der gewohnten Adresse erreichbar.</w:t>
+      </w:r>
+    </w:p>
+    <w:p>
+      <w:pPr>
+        <w:pStyle w:val="ListParagraph"/>
+        <w:numPr>
+          <w:ilvl w:val="0"/>
+          <w:numId w:val="4"/>
+        </w:numPr>
+        <w:spacing w:after="80"/>
+      </w:pPr>
+      <w:r>
+        <w:t xml:space="preserve">Schlägt die Übertragung fehl, bleibt die bisher installierte Firmware unverändert aktiv. Das Gerät startet in diesem Fall nicht neu, MQTT und Sensorik werden automatisch wieder aktiviert, und die Weboberfläche zeigt eine entsprechende Fehlermeldung an.</w:t>
       </w:r>
     </w:p>
     <w:tbl>
@@ -3053,6 +3104,40 @@
       <w:pPr>
         <w:spacing w:after="200"/>
       </w:pPr>
+    </w:p>
+    <w:p>
+      <w:pPr>
+        <w:pStyle w:val="Heading2"/>
+        <w:spacing w:after="150" w:before="300"/>
+      </w:pPr>
+      <w:r>
+        <w:t xml:space="preserve">5.10 Firmware sichern (Backup)</w:t>
+      </w:r>
+    </w:p>
+    <w:p>
+      <w:pPr>
+        <w:spacing w:after="160"/>
+      </w:pPr>
+      <w:r>
+        <w:t xml:space="preserve">Über den Link „Aktuelle Firmware sichern (Download)“ im Bereich Firmware kann die aktuell auf dem Gerät laufende Firmware als .bin-Datei heruntergeladen werden. Die heruntergeladene Datei entspricht dem Inhalt der aktiven Firmware-Partition und kann bei Bedarf über die Firmware-Update-Funktion (5.9) wieder auf das Gerät gespielt werden. Dies bietet sich insbesondere vor einem größeren Update an, um den zuvor lauffähigen Stand zurücksichern zu können.</w:t>
+      </w:r>
+    </w:p>
+    <w:p>
+      <w:pPr>
+        <w:pStyle w:val="Heading2"/>
+        <w:spacing w:after="150" w:before="300"/>
+      </w:pPr>
+      <w:r>
+        <w:t xml:space="preserve">5.11 Gerät neu starten</w:t>
+      </w:r>
+    </w:p>
+    <w:p>
+      <w:pPr>
+        <w:spacing w:after="160"/>
+      </w:pPr>
+      <w:r>
+        <w:t xml:space="preserve">Über die Schaltfläche „Gerät neu starten“ im Bereich „Gerät“ lässt sich ein Neustart der TaupunktLüftung auslösen, ohne das Gerät physisch vom Strom trennen zu müssen. Nach einer Sicherheitsabfrage im Browser wird der Neustart ausgelöst; die Weboberfläche zeigt einen entsprechenden Hinweis an und lädt sich automatisch neu, sobald das Gerät wieder erreichbar ist. Ein Neustart trennt kurzzeitig die MQTT-Verbindung und setzt die im Arbeitsspeicher gehaltene Verlaufshistorie (siehe 3.1) vollständig zurück.</w:t>
+      </w:r>
     </w:p>
     <w:p>
       <w:pPr>
@@ -4196,7 +4281,7 @@
                 <w:b w:val="false"/>
                 <w:bCs w:val="false"/>
               </w:rPr>
-              <w:t xml:space="preserve">v3.5</w:t>
+              <w:t xml:space="preserve">v3.7</w:t>
             </w:r>
           </w:p>
         </w:tc>
@@ -4346,7 +4431,7 @@
                 <w:b w:val="false"/>
                 <w:bCs w:val="false"/>
               </w:rPr>
-              <w:t xml:space="preserve">720 Messpunkte (entspricht 1 Stunde)</w:t>
+              <w:t xml:space="preserve">3 Stufen: 720 Punkte/5 s (1 h), 1440 Punkte/1 min (24 h), 720 Punkte/1 h (30 Tage)</w:t>
             </w:r>
           </w:p>
         </w:tc>

--- a/TaupunktLueftung_Benutzerhandbuch.docx
+++ b/TaupunktLueftung_Benutzerhandbuch.docx
@@ -61,7 +61,7 @@
           <w:sz w:val="22"/>
           <w:szCs w:val="22"/>
         </w:rPr>
-        <w:t xml:space="preserve">Firmware-Version v3.7</w:t>
+        <w:t>Firmware-Version v4.0</w:t>
       </w:r>
     </w:p>
     <w:p>
@@ -372,7 +372,8 @@
         <w:t xml:space="preserve">5.4 Taupunkt-Differenz-Schwellenwert</w:t>
       </w:r>
       <w:r>
-        <w:t xml:space="preserve">	6</w:t>
+        <w:tab/>
+        <w:t>7</w:t>
       </w:r>
     </w:p>
     <w:p>
@@ -429,7 +430,8 @@
         <w:t xml:space="preserve">5.7 MQTT</w:t>
       </w:r>
       <w:r>
-        <w:t xml:space="preserve">	7</w:t>
+        <w:tab/>
+        <w:t>8</w:t>
       </w:r>
     </w:p>
     <w:p>
@@ -445,10 +447,11 @@
           <w:b w:val="false"/>
           <w:bCs w:val="false"/>
         </w:rPr>
-        <w:t xml:space="preserve">5.8 Hostname</w:t>
-      </w:r>
-      <w:r>
-        <w:t xml:space="preserve">	8</w:t>
+        <w:t>5.8 Zugang (Login)</w:t>
+      </w:r>
+      <w:r>
+        <w:tab/>
+        <w:t>8</w:t>
       </w:r>
     </w:p>
     <w:p>
@@ -464,10 +467,11 @@
           <w:b w:val="false"/>
           <w:bCs w:val="false"/>
         </w:rPr>
-        <w:t xml:space="preserve">5.9 Firmware-Update</w:t>
-      </w:r>
-      <w:r>
-        <w:t xml:space="preserve">	8</w:t>
+        <w:t>5.9 Hostname</w:t>
+      </w:r>
+      <w:r>
+        <w:tab/>
+        <w:t>9</w:t>
       </w:r>
     </w:p>
     <w:p>
@@ -483,10 +487,11 @@
           <w:b w:val="false"/>
           <w:bCs w:val="false"/>
         </w:rPr>
-        <w:t xml:space="preserve">5.10 Firmware sichern (Backup)</w:t>
-      </w:r>
-      <w:r>
-        <w:t xml:space="preserve">	9</w:t>
+        <w:t>5.10 Firmware-Update</w:t>
+      </w:r>
+      <w:r>
+        <w:tab/>
+        <w:t>9</w:t>
       </w:r>
     </w:p>
     <w:p>
@@ -502,10 +507,51 @@
           <w:b w:val="false"/>
           <w:bCs w:val="false"/>
         </w:rPr>
-        <w:t xml:space="preserve">5.11 Gerät neu starten</w:t>
-      </w:r>
-      <w:r>
-        <w:t xml:space="preserve">	9</w:t>
+        <w:t>5.11 Firmware sichern (Backup)</w:t>
+      </w:r>
+      <w:r>
+        <w:tab/>
+        <w:t>10</w:t>
+      </w:r>
+    </w:p>
+    <w:p>
+      <w:pPr>
+        <w:tabs>
+          <w:tab w:val="right" w:pos="9028" w:leader="dot"/>
+        </w:tabs>
+        <w:spacing w:after="90"/>
+        <w:ind w:left="300"/>
+      </w:pPr>
+      <w:r>
+        <w:rPr>
+          <w:b w:val="false"/>
+          <w:bCs w:val="false"/>
+        </w:rPr>
+        <w:t>5.12 Gerät neu starten</w:t>
+      </w:r>
+      <w:r>
+        <w:tab/>
+        <w:t>10</w:t>
+      </w:r>
+    </w:p>
+    <w:p>
+      <w:pPr>
+        <w:tabs>
+          <w:tab w:val="right" w:pos="9028" w:leader="dot"/>
+        </w:tabs>
+        <w:spacing w:after="90"/>
+        <w:ind w:left="300"/>
+      </w:pPr>
+      <w:r>
+        <w:rPr>
+          <w:b w:val="false"/>
+          <w:bCs w:val="false"/>
+        </w:rPr>
+        <w:t>5.13 WLAN neu konfigurieren</w:t>
+      </w:r>
+      <w:r>
+        <w:tab/>
+        <w:t>10</w:t>
       </w:r>
     </w:p>
     <w:p>
@@ -524,7 +570,8 @@
         <w:t xml:space="preserve">6. Funktionsweise der Regellogik</w:t>
       </w:r>
       <w:r>
-        <w:t xml:space="preserve">	9</w:t>
+        <w:tab/>
+        <w:t>10</w:t>
       </w:r>
     </w:p>
     <w:p>
@@ -543,7 +590,8 @@
         <w:t xml:space="preserve">7. MQTT- und Home-Assistant-Integration</w:t>
       </w:r>
       <w:r>
-        <w:t xml:space="preserve">	9</w:t>
+        <w:tab/>
+        <w:t>11</w:t>
       </w:r>
     </w:p>
     <w:p>
@@ -562,7 +610,8 @@
         <w:t xml:space="preserve">8. Fehlerbehebung</w:t>
       </w:r>
       <w:r>
-        <w:t xml:space="preserve">	10</w:t>
+        <w:tab/>
+        <w:t>11</w:t>
       </w:r>
     </w:p>
     <w:p>
@@ -581,7 +630,8 @@
         <w:t xml:space="preserve">9. Technische Daten</w:t>
       </w:r>
       <w:r>
-        <w:t xml:space="preserve">	11</w:t>
+        <w:tab/>
+        <w:t>12</w:t>
       </w:r>
     </w:p>
     <w:p>
@@ -600,7 +650,8 @@
         <w:t xml:space="preserve">10. Support und weiterführende Informationen</w:t>
       </w:r>
       <w:r>
-        <w:t xml:space="preserve">	12</w:t>
+        <w:tab/>
+        <w:t>13</w:t>
       </w:r>
     </w:p>
     <w:p>
@@ -1268,7 +1319,7 @@
                 <w:b w:val="false"/>
                 <w:bCs w:val="false"/>
               </w:rPr>
-              <w:t xml:space="preserve">SHT31 (I²C) oder DHT22 – wird bei der Firmware-Kompilierung festgelegt, im Web-Interface nicht umschaltbar</w:t>
+              <w:t>SHT31 (I²C) oder DHT22 (GPIO 17) – Typ wird unter Einstellungen &gt; Sensorquelle &gt; „Sensortyp außen“ ausgewählt (muss zur tatsächlichen Verkabelung passen)</w:t>
             </w:r>
           </w:p>
         </w:tc>
@@ -1329,7 +1380,7 @@
               <w:rPr>
                 <w:color w:val="3D3200"/>
               </w:rPr>
-              <w:t xml:space="preserve"> Ob der Außensensor ein SHT31 oder ein DHT22 ist, wird einmalig im Quellcode festgelegt (Compiler-Schalter SENSOR_TYP_AUSSEN_SHT31) und kann später nicht über die Weboberfläche geändert werden. Das im Menü „Sensorquelle“ wählbare „Hardware“/„MQTT“ betrifft nur, ob überhaupt die lokale Hardware oder MQTT-Werte verwendet werden – nicht den Sensortyp selbst.</w:t>
+              <w:t xml:space="preserve"> Ob der Außensensor ein SHT31 (I²C) oder ein DHT22 (GPIO 17) ist, wird über das Auswahlfeld „Sensortyp außen“ im Bereich „Sensorquelle“ der Einstellungen festgelegt (siehe Kapitel 5.6) und muss zur tatsächlich angeschlossenen Hardware passen. Das separate Umschalten „Hardware“/„MQTT“ betrifft nur, ob überhaupt die lokale Hardware oder per MQTT empfangene Werte verwendet werden – unabhängig vom eingestellten Sensortyp.</w:t>
             </w:r>
           </w:p>
         </w:tc>
@@ -1432,6 +1483,14 @@
     </w:p>
     <w:p>
       <w:pPr>
+        <w:spacing w:after="160"/>
+      </w:pPr>
+      <w:r>
+        <w:t>Der WLAN-Einrichtungsmodus lässt sich auch später jederzeit erneut auslösen, ohne das Gerät vom Strom zu trennen – über Einstellungen &gt; Gerät &gt; „WLAN neu konfigurieren“ (siehe Kapitel 5.13).</w:t>
+      </w:r>
+    </w:p>
+    <w:p>
+      <w:pPr>
         <w:pStyle w:val="Heading2"/>
         <w:spacing w:after="150" w:before="300"/>
       </w:pPr>
@@ -1483,6 +1542,14 @@
     </w:p>
     <w:p>
       <w:pPr>
+        <w:spacing w:after="160"/>
+      </w:pPr>
+      <w:r>
+        <w:t>Der Browser fragt beim ersten Zugriff nach Benutzername und Passwort (HTTP-Basic-Auth) – das Webinterface, inklusive Firmware-Update, ist ohne gültige Zugangsdaten nicht erreichbar. Der Standard-Benutzername ist admin, das Passwort wird bei der Firmware-Kompilierung in secrets.h festgelegt. Beides lässt sich anschließend jederzeit über Einstellungen &gt; Zugang (Login) ändern (siehe Kapitel 5.8).</w:t>
+      </w:r>
+    </w:p>
+    <w:p>
+      <w:pPr>
         <w:pStyle w:val="Heading1"/>
         <w:spacing w:after="200" w:before="400"/>
       </w:pPr>
@@ -1615,7 +1682,7 @@
         <w:spacing w:after="160"/>
       </w:pPr>
       <w:r>
-        <w:t xml:space="preserve">Im Reiter „Einstellungen“ sind alle Konfigurationsbereiche als aufklappbare Kästen (Formulare) angeordnet: Temperaturschutz, Austrocknungsschutz, Feuchteregelung, Taupunkt-Differenz-Schwellenwert, Lüfter-/Relais-Schutzzeiten, Sensorquelle, MQTT, Hostname und Firmware. Jedes Formular wird per Klick auf den jeweiligen Speichern-Button einzeln übernommen; eine Bestätigung erscheint als kurzes Pop-up. Die Werte werden dauerhaft im Flash-Speicher des ESP32 abgelegt und überstehen einen Neustart (mit einer Ausnahme, siehe Kapitel 5.5).</w:t>
+        <w:t>Im Reiter „Einstellungen“ sind alle Konfigurationsbereiche als aufklappbare Kästen (Formulare) angeordnet: Temperaturschutz, Austrocknungsschutz, Feuchteregelung, Taupunkt-Differenz-Schwellenwert, Lüfter-/Relais-Schutzzeiten, Sensorquelle (inklusive MQTT-Umschalter), MQTT (nur sichtbar, wenn MQTT aktiviert ist), Zugang (Login), Hostname und Firmware. Jedes Formular wird per Klick auf den jeweiligen Speichern-Button einzeln übernommen; eine Bestätigung erscheint als kurzes Pop-up. Viele Eingabefelder und Schalter besitzen zusätzlich einen Tooltip: Wird der Mauszeiger kurz darüber belassen, erscheint eine kurze Erklärung samt Empfehlung, z. B. bei Feuchteregelung, Austrocknungsschutz oder Temperaturschutz. Die Werte werden dauerhaft im Flash-Speicher des ESP32 abgelegt und überstehen einen Neustart (mit einer Ausnahme, siehe Kapitel 5.5).</w:t>
       </w:r>
     </w:p>
     <w:p>
@@ -2290,6 +2357,14 @@
     </w:tbl>
     <w:p>
       <w:pPr>
+        <w:spacing w:after="160"/>
+      </w:pPr>
+      <w:r>
+        <w:t>Hält der Sensorfehler länger als 15 Sekunden ununterbrochen an, schaltet die Steuerung die Lüftung automatisch zwangsweise ab und hält sie ausgeschaltet, bis wieder gültige Messwerte vorliegen (Fail-Safe, siehe Sicherheitshinweis in Kapitel 8.1).</w:t>
+      </w:r>
+    </w:p>
+    <w:p>
+      <w:pPr>
         <w:pStyle w:val="Heading1"/>
         <w:spacing w:after="200" w:before="400"/>
       </w:pPr>
@@ -2675,7 +2750,7 @@
               <w:rPr>
                 <w:color w:val="3D3200"/>
               </w:rPr>
-              <w:t xml:space="preserve"> In der aktuellen Firmware (v3.7) werden über dieses Formular gespeicherte Mindestlaufzeit-/Mindestpause-Werte intern unter einem anderen Schlüssel abgelegt als beim Start wieder ausgelesen wird. In der Praxis bedeutet das: Eine hier vorgenommene Änderung wirkt sofort und bis zum nächsten Neustart des Geräts, fällt nach einem Neustart aber wieder auf die Werkswerte (2/5 Minuten) zurück. Nach jedem Neustart des Geräts sollten individuell angepasste Werte hier kontrolliert und bei Bedarf erneut gespeichert werden.</w:t>
+              <w:t xml:space="preserve"> In der aktuellen Firmware (v4.0) werden über dieses Formular gespeicherte Mindestlaufzeit-/Mindestpause-Werte intern unter einem anderen Schlüssel abgelegt als beim Start wieder ausgelesen wird. In der Praxis bedeutet das: Eine hier vorgenommene Änderung wirkt sofort und bis zum nächsten Neustart des Geräts, fällt nach einem Neustart aber wieder auf die Werkswerte (2/5 Minuten) zurück. Nach jedem Neustart des Geräts sollten individuell angepasste Werte hier kontrolliert und bei Bedarf erneut gespeichert werden.</w:t>
             </w:r>
           </w:p>
         </w:tc>
@@ -2708,7 +2783,7 @@
         <w:spacing w:after="160"/>
       </w:pPr>
       <w:r>
-        <w:t xml:space="preserve">Legt getrennt für innen und außen fest, ob die lokal angeschlossene Sensor-Hardware oder per MQTT empfangene Werte verwendet werden.</w:t>
+        <w:t>Legt fest, ob die Steuerung MQTT verwendet, ob Innen- bzw. Außensensor ihre Werte von der lokal angeschlossenen Hardware oder per MQTT beziehen, und welcher Sensortyp am Außenfühler angeschlossen ist.</w:t>
       </w:r>
     </w:p>
     <w:p>
@@ -2728,10 +2803,40 @@
     </w:p>
     <w:p>
       <w:pPr>
+        <w:spacing w:after="100"/>
+      </w:pPr>
+      <w:r>
+        <w:rPr>
+          <w:b/>
+          <w:bCs/>
+        </w:rPr>
+        <w:t xml:space="preserve">Sensortyp außen: </w:t>
+      </w:r>
+      <w:r>
+        <w:t>„DHT22“ oder „SHT31“ – muss zum tatsächlich angeschlossenen Außensensor passen (siehe 2.1).</w:t>
+      </w:r>
+    </w:p>
+    <w:p>
+      <w:pPr>
+        <w:spacing w:after="100"/>
+      </w:pPr>
+      <w:r>
+        <w:rPr>
+          <w:b/>
+          <w:bCs/>
+        </w:rPr>
+        <w:t xml:space="preserve">MQTT aktiv (Schalter): </w:t>
+      </w:r>
+      <w:r>
+        <w:t>Aktiviert bzw. trennt die MQTT-Verbindung sofort. Nur bei aktivem MQTT lassen sich „Modus innen“/„Modus außen“ auf „MQTT“ stellen und erscheint der Abschnitt „MQTT“ (5.7).</w:t>
+      </w:r>
+    </w:p>
+    <w:p>
+      <w:pPr>
         <w:spacing w:after="160"/>
       </w:pPr>
       <w:r>
-        <w:t xml:space="preserve">Diese Auswahl ist nur nutzbar, wenn MQTT insgesamt aktiviert ist (siehe 5.7). Ist MQTT deaktiviert, sind die Auswahlfelder gesperrt und es wird stets die lokale Hardware verwendet.</w:t>
+        <w:t>Die Felder „Modus innen“/„Modus außen“ sowie der gesamte Abschnitt „MQTT“ (5.7) werden nur eingeblendet, wenn der Schalter „MQTT aktiv“ eingeschaltet ist – ist MQTT deaktiviert, sind diese Felder ausgeblendet und es wird stets die lokale Hardware verwendet. Das Auswahlfeld „Sensortyp außen“ bleibt davon unabhängig immer sichtbar.</w:t>
       </w:r>
     </w:p>
     <w:p>
@@ -2741,6 +2846,14 @@
       </w:pPr>
       <w:r>
         <w:t xml:space="preserve">5.7 MQTT</w:t>
+      </w:r>
+    </w:p>
+    <w:p>
+      <w:pPr>
+        <w:spacing w:after="160"/>
+      </w:pPr>
+      <w:r>
+        <w:t>Der gesamte folgende Abschnitt ist nur sichtbar, wenn MQTT aktiv ist (Schalter siehe 5.6).</w:t>
       </w:r>
     </w:p>
     <w:p>
@@ -2904,24 +3017,7 @@
         <w:spacing w:after="100" w:before="200"/>
       </w:pPr>
       <w:r>
-        <w:t xml:space="preserve">5.7.4 MQTT ein-/ausschalten</w:t>
-      </w:r>
-    </w:p>
-    <w:p>
-      <w:pPr>
-        <w:spacing w:after="160"/>
-      </w:pPr>
-      <w:r>
-        <w:t xml:space="preserve">Der Schalter „MQTT aktiv“ verbindet bzw. trennt die MQTT-Verbindung sofort. Ist er ausgeschaltet, ist die Auswahl der Sensorquelle (5.6) gesperrt und es werden keine Werte veröffentlicht oder empfangen.</w:t>
-      </w:r>
-    </w:p>
-    <w:p>
-      <w:pPr>
-        <w:pStyle w:val="Heading3"/>
-        <w:spacing w:after="100" w:before="200"/>
-      </w:pPr>
-      <w:r>
-        <w:t xml:space="preserve">5.7.5 Discovery erneut senden</w:t>
+        <w:t>5.7.4 Discovery erneut senden</w:t>
       </w:r>
     </w:p>
     <w:p>
@@ -2938,7 +3034,7 @@
         <w:spacing w:after="150" w:before="300"/>
       </w:pPr>
       <w:r>
-        <w:t xml:space="preserve">5.8 Hostname</w:t>
+        <w:t>5.8 Zugang (Login)</w:t>
       </w:r>
     </w:p>
     <w:p>
@@ -2946,102 +3042,37 @@
         <w:spacing w:after="160"/>
       </w:pPr>
       <w:r>
-        <w:t xml:space="preserve">Ändert den Netzwerknamen des Geräts (u. a. für die Erreichbarkeit unter http://&lt;hostname&gt;.local). Nach dem Speichern zeigt das Gerät eine Bestätigungsseite an und leitet nach 15 Sekunden automatisch zur neuen Adresse weiter. Ist das Gerät unter dem neuen Namen nicht erreichbar, bitte die aktuelle IP-Adresse verwenden (wird auf derselben Bestätigungsseite sowie im Einstellungen-Reiter angezeigt).</w:t>
-      </w:r>
-    </w:p>
-    <w:p>
-      <w:pPr>
-        <w:pStyle w:val="Heading2"/>
-        <w:spacing w:after="150" w:before="300"/>
-      </w:pPr>
-      <w:r>
-        <w:t xml:space="preserve">5.9 Firmware-Update</w:t>
-      </w:r>
-    </w:p>
-    <w:p>
-      <w:pPr>
-        <w:spacing w:after="160"/>
-      </w:pPr>
-      <w:r>
-        <w:t xml:space="preserve">Über die Schaltfläche „Firmware-Update“ öffnet sich ein Dialog zur Übertragung einer neuen Firmware-Datei (.bin) direkt über den Browser (Over-the-Air-Update). Vor einem Update empfiehlt es sich, die aktuell laufende Firmware wie in Abschnitt 5.10 beschrieben zu sichern.</w:t>
-      </w:r>
-    </w:p>
-    <w:p>
-      <w:pPr>
-        <w:pStyle w:val="ListParagraph"/>
-        <w:numPr>
-          <w:ilvl w:val="0"/>
-          <w:numId w:val="4"/>
-        </w:numPr>
-        <w:spacing w:after="80"/>
-      </w:pPr>
-      <w:r>
-        <w:t xml:space="preserve">„Firmware-Update“ anklicken – die aktuell installierte Version wird angezeigt.</w:t>
-      </w:r>
-    </w:p>
-    <w:p>
-      <w:pPr>
-        <w:pStyle w:val="ListParagraph"/>
-        <w:numPr>
-          <w:ilvl w:val="0"/>
-          <w:numId w:val="4"/>
-        </w:numPr>
-        <w:spacing w:after="80"/>
-      </w:pPr>
-      <w:r>
-        <w:t xml:space="preserve">Firmware-Datei auswählen und „Upload &amp; Update“ bestätigen.</w:t>
-      </w:r>
-    </w:p>
-    <w:p>
-      <w:pPr>
-        <w:pStyle w:val="ListParagraph"/>
-        <w:numPr>
-          <w:ilvl w:val="0"/>
-          <w:numId w:val="4"/>
-        </w:numPr>
-        <w:spacing w:after="80"/>
-      </w:pPr>
-      <w:r>
-        <w:t xml:space="preserve">Der Sicherheitsdialog des Browsers weist darauf hin, dass MQTT getrennt und die Sensor-/Regellogik pausiert wird – mit „OK“ bestätigen.</w:t>
-      </w:r>
-    </w:p>
-    <w:p>
-      <w:pPr>
-        <w:pStyle w:val="ListParagraph"/>
-        <w:numPr>
-          <w:ilvl w:val="0"/>
-          <w:numId w:val="4"/>
-        </w:numPr>
-        <w:spacing w:after="80"/>
-      </w:pPr>
-      <w:r>
-        <w:t xml:space="preserve">Während der Übertragung bleibt nur die Weboberfläche aktiv; Lüftungssteuerung, Sensorik und MQTT sind währenddessen pausiert.</w:t>
-      </w:r>
-    </w:p>
-    <w:p>
-      <w:pPr>
-        <w:pStyle w:val="ListParagraph"/>
-        <w:numPr>
-          <w:ilvl w:val="0"/>
-          <w:numId w:val="4"/>
-        </w:numPr>
-        <w:spacing w:after="80"/>
-      </w:pPr>
-      <w:r>
-        <w:t xml:space="preserve">Nach erfolgreichem Update startet das Gerät automatisch neu und ist nach wenigen Sekunden wieder unter der gewohnten Adresse erreichbar.</w:t>
-      </w:r>
-    </w:p>
-    <w:p>
-      <w:pPr>
-        <w:pStyle w:val="ListParagraph"/>
-        <w:numPr>
-          <w:ilvl w:val="0"/>
-          <w:numId w:val="4"/>
-        </w:numPr>
-        <w:spacing w:after="80"/>
-      </w:pPr>
-      <w:r>
-        <w:t xml:space="preserve">Schlägt die Übertragung fehl, bleibt die bisher installierte Firmware unverändert aktiv. Das Gerät startet in diesem Fall nicht neu, MQTT und Sensorik werden automatisch wieder aktiviert, und die Weboberfläche zeigt eine entsprechende Fehlermeldung an.</w:t>
+        <w:t>Der Zugriff auf das gesamte Webinterface, inklusive Firmware-Update, ist per HTTP-Basic-Auth geschützt (siehe 2.3). In diesem Bereich lassen sich Benutzername und Passwort für den Login ändern.</w:t>
+      </w:r>
+    </w:p>
+    <w:p>
+      <w:pPr>
+        <w:spacing w:after="100"/>
+      </w:pPr>
+      <w:r>
+        <w:rPr>
+          <w:b/>
+          <w:bCs/>
+        </w:rPr>
+        <w:t xml:space="preserve">Benutzername ändern: </w:t>
+      </w:r>
+      <w:r>
+        <w:t>Neuer Anmeldename für das Webinterface. Nach dem Speichern fragt der Browser sofort erneut nach den Zugangsdaten – dort den neuen Benutzernamen eingeben.</w:t>
+      </w:r>
+    </w:p>
+    <w:p>
+      <w:pPr>
+        <w:spacing w:after="100"/>
+      </w:pPr>
+      <w:r>
+        <w:rPr>
+          <w:b/>
+          <w:bCs/>
+        </w:rPr>
+        <w:t xml:space="preserve">Passwort ändern: </w:t>
+      </w:r>
+      <w:r>
+        <w:t>Neues Passwort mit Bestätigungsfeld. Nach dem Speichern fragt der Browser sofort erneut nach den Zugangsdaten – dort das neue Passwort eingeben.</w:t>
       </w:r>
     </w:p>
     <w:tbl>
@@ -3086,7 +3117,7 @@
                 <w:bCs/>
                 <w:color w:val="6B5300"/>
               </w:rPr>
-              <w:t xml:space="preserve">Sicherheitshinweis</w:t>
+              <w:t>Sicherheitshinweis</w:t>
             </w:r>
           </w:p>
           <w:p>
@@ -3094,15 +3125,71 @@
               <w:rPr>
                 <w:color w:val="3D3200"/>
               </w:rPr>
-              <w:t xml:space="preserve"> Während eines laufenden Firmware-Updates wird die Lüftung nicht mehr automatisch geregelt. Ein zum Startzeitpunkt des Updates aktives Relais bleibt in seinem letzten Schaltzustand, bis das Gerät neu gestartet ist und die reguläre Steuerung wieder anläuft.</w:t>
+              <w:t xml:space="preserve"> Das Webinterface läuft über unverschlüsseltes HTTP (kein TLS). Benutzername und Passwort werden dadurch bei jeder Anfrage im Klartext über das lokale Netzwerk übertragen. Für ein normales Heimnetzwerk ist das ein akzeptabler Kompromiss – es sollte hier aber kein Passwort verwendet werden, das auch für andere Dienste (E-Mail, Online-Konten usw.) im Einsatz ist.</w:t>
             </w:r>
           </w:p>
         </w:tc>
       </w:tr>
     </w:tbl>
-    <w:p>
-      <w:pPr>
-        <w:spacing w:after="200"/>
+    <w:tbl>
+      <w:tblPr>
+        <w:tblW w:type="pct" w:w="100%"/>
+        <w:tblBorders>
+          <w:top w:val="single" w:color="auto" w:sz="4"/>
+          <w:left w:val="single" w:color="auto" w:sz="4"/>
+          <w:bottom w:val="single" w:color="auto" w:sz="4"/>
+          <w:right w:val="single" w:color="auto" w:sz="4"/>
+          <w:insideH w:val="single" w:color="auto" w:sz="4"/>
+          <w:insideV w:val="single" w:color="auto" w:sz="4"/>
+        </w:tblBorders>
+      </w:tblPr>
+      <w:tblGrid>
+        <w:gridCol w:w="100"/>
+      </w:tblGrid>
+      <w:tr>
+        <w:tc>
+          <w:tcPr>
+            <w:tcBorders>
+              <w:top w:val="single" w:color="E0A800" w:sz="4"/>
+              <w:left w:val="single" w:color="E0A800" w:sz="24"/>
+              <w:bottom w:val="single" w:color="E0A800" w:sz="4"/>
+              <w:right w:val="single" w:color="E0A800" w:sz="4"/>
+            </w:tcBorders>
+            <w:shd w:fill="FFF3CD" w:val="clear"/>
+            <w:tcMar>
+              <w:top w:type="dxa" w:w="120"/>
+              <w:left w:type="dxa" w:w="160"/>
+              <w:bottom w:type="dxa" w:w="120"/>
+              <w:right w:type="dxa" w:w="160"/>
+            </w:tcMar>
+          </w:tcPr>
+          <w:p>
+            <w:pPr>
+              <w:spacing w:after="60"/>
+            </w:pPr>
+            <w:r>
+              <w:rPr>
+                <w:b/>
+                <w:bCs/>
+                <w:color w:val="6B5300"/>
+              </w:rPr>
+              <w:t>Passwort oder Benutzername vergessen?</w:t>
+            </w:r>
+          </w:p>
+          <w:p>
+            <w:r>
+              <w:rPr>
+                <w:color w:val="3D3200"/>
+              </w:rPr>
+              <w:t xml:space="preserve"> Es gibt derzeit keine Möglichkeit, den Login über die Weboberfläche oder per Knopfdruck zurückzusetzen – auch der Schalter „WLAN neu konfigurieren“ (5.13) betrifft nur die WLAN-Zugangsdaten, nicht den Login. Einzige Abhilfe: das Gerät per USB an einen PC anschließen und über die Arduino-IDE mit aktivierter Option „Erase Flash: All Flash Contents“ (bzw. per esptool.py erase_flash) komplett löschen und die Firmware neu aufspielen. Dabei gehen zwangsläufig auch WLAN-Zugangsdaten, MQTT-Konfiguration und alle übrigen Einstellungen verloren – das Gerät startet danach komplett auf Werkszustand.</w:t>
+            </w:r>
+          </w:p>
+        </w:tc>
+      </w:tr>
+    </w:tbl>
+    <w:p>
+      <w:pPr>
+        <w:spacing w:after="160"/>
       </w:pPr>
     </w:p>
     <w:p>
@@ -3111,7 +3198,7 @@
         <w:spacing w:after="150" w:before="300"/>
       </w:pPr>
       <w:r>
-        <w:t xml:space="preserve">5.10 Firmware sichern (Backup)</w:t>
+        <w:t>5.9 Hostname</w:t>
       </w:r>
     </w:p>
     <w:p>
@@ -3119,7 +3206,7 @@
         <w:spacing w:after="160"/>
       </w:pPr>
       <w:r>
-        <w:t xml:space="preserve">Über den Link „Aktuelle Firmware sichern (Download)“ im Bereich Firmware kann die aktuell auf dem Gerät laufende Firmware als .bin-Datei heruntergeladen werden. Die heruntergeladene Datei entspricht dem Inhalt der aktiven Firmware-Partition und kann bei Bedarf über die Firmware-Update-Funktion (5.9) wieder auf das Gerät gespielt werden. Dies bietet sich insbesondere vor einem größeren Update an, um den zuvor lauffähigen Stand zurücksichern zu können.</w:t>
+        <w:t xml:space="preserve">Ändert den Netzwerknamen des Geräts (u. a. für die Erreichbarkeit unter http://&lt;hostname&gt;.local). Nach dem Speichern zeigt das Gerät eine Bestätigungsseite an und leitet nach 15 Sekunden automatisch zur neuen Adresse weiter. Ist das Gerät unter dem neuen Namen nicht erreichbar, bitte die aktuelle IP-Adresse verwenden (wird auf derselben Bestätigungsseite sowie im Einstellungen-Reiter angezeigt).</w:t>
       </w:r>
     </w:p>
     <w:p>
@@ -3128,7 +3215,7 @@
         <w:spacing w:after="150" w:before="300"/>
       </w:pPr>
       <w:r>
-        <w:t xml:space="preserve">5.11 Gerät neu starten</w:t>
+        <w:t>5.10 Firmware-Update</w:t>
       </w:r>
     </w:p>
     <w:p>
@@ -3136,9 +3223,255 @@
         <w:spacing w:after="160"/>
       </w:pPr>
       <w:r>
+        <w:t>Über die Schaltfläche „Firmware-Update“ öffnet sich ein Dialog zur Übertragung einer neuen Firmware-Datei (.bin) direkt über den Browser (Over-the-Air-Update). Vor einem Update empfiehlt es sich, die aktuell laufende Firmware wie in Abschnitt 5.11 beschrieben zu sichern.</w:t>
+      </w:r>
+    </w:p>
+    <w:p>
+      <w:pPr>
+        <w:pStyle w:val="ListParagraph"/>
+        <w:numPr>
+          <w:ilvl w:val="0"/>
+          <w:numId w:val="4"/>
+        </w:numPr>
+        <w:spacing w:after="80"/>
+      </w:pPr>
+      <w:r>
+        <w:t xml:space="preserve">„Firmware-Update“ anklicken – die aktuell installierte Version wird angezeigt.</w:t>
+      </w:r>
+    </w:p>
+    <w:p>
+      <w:pPr>
+        <w:pStyle w:val="ListParagraph"/>
+        <w:numPr>
+          <w:ilvl w:val="0"/>
+          <w:numId w:val="4"/>
+        </w:numPr>
+        <w:spacing w:after="80"/>
+      </w:pPr>
+      <w:r>
+        <w:t xml:space="preserve">Firmware-Datei auswählen und „Upload &amp; Update“ bestätigen.</w:t>
+      </w:r>
+    </w:p>
+    <w:p>
+      <w:pPr>
+        <w:pStyle w:val="ListParagraph"/>
+        <w:numPr>
+          <w:ilvl w:val="0"/>
+          <w:numId w:val="4"/>
+        </w:numPr>
+        <w:spacing w:after="80"/>
+      </w:pPr>
+      <w:r>
+        <w:t xml:space="preserve">Der Sicherheitsdialog des Browsers weist darauf hin, dass MQTT getrennt und die Sensor-/Regellogik pausiert wird – mit „OK“ bestätigen.</w:t>
+      </w:r>
+    </w:p>
+    <w:p>
+      <w:pPr>
+        <w:pStyle w:val="ListParagraph"/>
+        <w:numPr>
+          <w:ilvl w:val="0"/>
+          <w:numId w:val="4"/>
+        </w:numPr>
+        <w:spacing w:after="80"/>
+      </w:pPr>
+      <w:r>
+        <w:t>Während der Übertragung bleibt nur die Weboberfläche aktiv; Lüftungssteuerung, Sensorik und MQTT sind währenddessen pausiert. Dabei zeigt der Browser eine Wartemeldung „Firmware wird hochgeladen und verifiziert…“ an, bis das Ergebnis feststeht.</w:t>
+      </w:r>
+    </w:p>
+    <w:p>
+      <w:pPr>
+        <w:pStyle w:val="ListParagraph"/>
+        <w:numPr>
+          <w:ilvl w:val="0"/>
+          <w:numId w:val="4"/>
+        </w:numPr>
+        <w:spacing w:after="80"/>
+      </w:pPr>
+      <w:r>
+        <w:t xml:space="preserve">Nach erfolgreichem Update startet das Gerät automatisch neu und ist nach wenigen Sekunden wieder unter der gewohnten Adresse erreichbar.</w:t>
+      </w:r>
+    </w:p>
+    <w:p>
+      <w:pPr>
+        <w:pStyle w:val="ListParagraph"/>
+        <w:numPr>
+          <w:ilvl w:val="0"/>
+          <w:numId w:val="4"/>
+        </w:numPr>
+        <w:spacing w:after="80"/>
+      </w:pPr>
+      <w:r>
+        <w:t xml:space="preserve">Schlägt die Übertragung fehl, bleibt die bisher installierte Firmware unverändert aktiv. Das Gerät startet in diesem Fall nicht neu, MQTT und Sensorik werden automatisch wieder aktiviert, und die Weboberfläche zeigt eine entsprechende Fehlermeldung an.</w:t>
+      </w:r>
+    </w:p>
+    <w:tbl>
+      <w:tblPr>
+        <w:tblW w:type="pct" w:w="100%"/>
+        <w:tblBorders>
+          <w:top w:val="single" w:color="auto" w:sz="4"/>
+          <w:left w:val="single" w:color="auto" w:sz="4"/>
+          <w:bottom w:val="single" w:color="auto" w:sz="4"/>
+          <w:right w:val="single" w:color="auto" w:sz="4"/>
+          <w:insideH w:val="single" w:color="auto" w:sz="4"/>
+          <w:insideV w:val="single" w:color="auto" w:sz="4"/>
+        </w:tblBorders>
+      </w:tblPr>
+      <w:tblGrid>
+        <w:gridCol w:w="100"/>
+      </w:tblGrid>
+      <w:tr>
+        <w:tc>
+          <w:tcPr>
+            <w:tcBorders>
+              <w:top w:val="single" w:color="E0A800" w:sz="4"/>
+              <w:left w:val="single" w:color="E0A800" w:sz="24"/>
+              <w:bottom w:val="single" w:color="E0A800" w:sz="4"/>
+              <w:right w:val="single" w:color="E0A800" w:sz="4"/>
+            </w:tcBorders>
+            <w:shd w:fill="FFF3CD" w:val="clear"/>
+            <w:tcMar>
+              <w:top w:type="dxa" w:w="120"/>
+              <w:left w:type="dxa" w:w="160"/>
+              <w:bottom w:type="dxa" w:w="120"/>
+              <w:right w:type="dxa" w:w="160"/>
+            </w:tcMar>
+          </w:tcPr>
+          <w:p>
+            <w:pPr>
+              <w:spacing w:after="60"/>
+            </w:pPr>
+            <w:r>
+              <w:rPr>
+                <w:b/>
+                <w:bCs/>
+                <w:color w:val="6B5300"/>
+              </w:rPr>
+              <w:t xml:space="preserve">Sicherheitshinweis</w:t>
+            </w:r>
+          </w:p>
+          <w:p>
+            <w:r>
+              <w:rPr>
+                <w:color w:val="3D3200"/>
+              </w:rPr>
+              <w:t xml:space="preserve"> Während eines laufenden Firmware-Updates wird die Lüftung nicht mehr automatisch geregelt. Ein zum Startzeitpunkt des Updates aktives Relais bleibt in seinem letzten Schaltzustand, bis das Gerät neu gestartet ist und die reguläre Steuerung wieder anläuft.</w:t>
+            </w:r>
+          </w:p>
+        </w:tc>
+      </w:tr>
+    </w:tbl>
+    <w:p>
+      <w:pPr>
+        <w:spacing w:after="200"/>
+      </w:pPr>
+    </w:p>
+    <w:p>
+      <w:pPr>
+        <w:pStyle w:val="Heading2"/>
+        <w:spacing w:after="150" w:before="300"/>
+      </w:pPr>
+      <w:r>
+        <w:t>5.11 Firmware sichern (Backup)</w:t>
+      </w:r>
+    </w:p>
+    <w:p>
+      <w:pPr>
+        <w:spacing w:after="160"/>
+      </w:pPr>
+      <w:r>
+        <w:t>Über den Link „Aktuelle Firmware sichern (Download)“ im Bereich Firmware kann die aktuell auf dem Gerät laufende Firmware als .bin-Datei heruntergeladen werden. Die heruntergeladene Datei entspricht dem Inhalt der aktiven Firmware-Partition und kann bei Bedarf über die Firmware-Update-Funktion (5.10) wieder auf das Gerät gespielt werden. Dies bietet sich insbesondere vor einem größeren Update an, um den zuvor lauffähigen Stand zurücksichern zu können.</w:t>
+      </w:r>
+    </w:p>
+    <w:p>
+      <w:pPr>
+        <w:pStyle w:val="Heading2"/>
+        <w:spacing w:after="150" w:before="300"/>
+      </w:pPr>
+      <w:r>
+        <w:t>5.12 Gerät neu starten</w:t>
+      </w:r>
+    </w:p>
+    <w:p>
+      <w:pPr>
+        <w:spacing w:after="160"/>
+      </w:pPr>
+      <w:r>
         <w:t xml:space="preserve">Über die Schaltfläche „Gerät neu starten“ im Bereich „Gerät“ lässt sich ein Neustart der TaupunktLüftung auslösen, ohne das Gerät physisch vom Strom trennen zu müssen. Nach einer Sicherheitsabfrage im Browser wird der Neustart ausgelöst; die Weboberfläche zeigt einen entsprechenden Hinweis an und lädt sich automatisch neu, sobald das Gerät wieder erreichbar ist. Ein Neustart trennt kurzzeitig die MQTT-Verbindung und setzt die im Arbeitsspeicher gehaltene Verlaufshistorie (siehe 3.1) vollständig zurück.</w:t>
       </w:r>
     </w:p>
+    <w:p>
+      <w:pPr>
+        <w:pStyle w:val="Heading2"/>
+        <w:spacing w:after="150" w:before="300"/>
+      </w:pPr>
+      <w:r>
+        <w:t>5.13 WLAN neu konfigurieren</w:t>
+      </w:r>
+    </w:p>
+    <w:p>
+      <w:pPr>
+        <w:spacing w:after="160"/>
+      </w:pPr>
+      <w:r>
+        <w:t>Über die Schaltfläche „WLAN neu konfigurieren“ im Bereich „Gerät“ lassen sich die gespeicherten WLAN-Zugangsdaten löschen, ohne das Gerät physisch zurücksetzen zu müssen. Alle übrigen Einstellungen (Schwellwerte, MQTT, Zugang/Login usw.) bleiben dabei erhalten.</w:t>
+      </w:r>
+    </w:p>
+    <w:tbl>
+      <w:tblPr>
+        <w:tblW w:type="pct" w:w="100%"/>
+        <w:tblBorders>
+          <w:top w:val="single" w:color="auto" w:sz="4"/>
+          <w:left w:val="single" w:color="auto" w:sz="4"/>
+          <w:bottom w:val="single" w:color="auto" w:sz="4"/>
+          <w:right w:val="single" w:color="auto" w:sz="4"/>
+          <w:insideH w:val="single" w:color="auto" w:sz="4"/>
+          <w:insideV w:val="single" w:color="auto" w:sz="4"/>
+        </w:tblBorders>
+      </w:tblPr>
+      <w:tblGrid>
+        <w:gridCol w:w="100"/>
+      </w:tblGrid>
+      <w:tr>
+        <w:tc>
+          <w:tcPr>
+            <w:tcBorders>
+              <w:top w:val="single" w:color="E0A800" w:sz="4"/>
+              <w:left w:val="single" w:color="E0A800" w:sz="24"/>
+              <w:bottom w:val="single" w:color="E0A800" w:sz="4"/>
+              <w:right w:val="single" w:color="E0A800" w:sz="4"/>
+            </w:tcBorders>
+            <w:shd w:fill="FFF3CD" w:val="clear"/>
+            <w:tcMar>
+              <w:top w:type="dxa" w:w="120"/>
+              <w:left w:type="dxa" w:w="160"/>
+              <w:bottom w:type="dxa" w:w="120"/>
+              <w:right w:type="dxa" w:w="160"/>
+            </w:tcMar>
+          </w:tcPr>
+          <w:p>
+            <w:pPr>
+              <w:spacing w:after="60"/>
+            </w:pPr>
+            <w:r>
+              <w:rPr>
+                <w:b/>
+                <w:bCs/>
+                <w:color w:val="6B5300"/>
+              </w:rPr>
+              <w:t>Hinweis</w:t>
+            </w:r>
+          </w:p>
+          <w:p>
+            <w:r>
+              <w:rPr>
+                <w:color w:val="3D3200"/>
+              </w:rPr>
+              <w:t xml:space="preserve"> Nach einer Sicherheitsabfrage im Browser löscht das Gerät die WLAN-Zugangsdaten und startet neu. Da es sich danach mit keinem bekannten WLAN mehr verbinden kann, öffnet es automatisch wieder den Setup-Access-Point „TaupunktLueftung-Setup“ – die Einrichtung läuft dann wie in Kapitel 2.2 beschrieben ab.</w:t>
+            </w:r>
+          </w:p>
+        </w:tc>
+      </w:tr>
+    </w:tbl>
     <w:p>
       <w:pPr>
         <w:pStyle w:val="Heading1"/>
@@ -3883,7 +4216,7 @@
         <w:spacing w:after="160"/>
       </w:pPr>
       <w:r>
-        <w:t xml:space="preserve">Ist MQTT aktiv, meldet das Gerät nach jedem Verbindungsaufbau automatisch alle oben genannten Werte als Sensoren bzw. binäre Sensoren unter dem eingestellten Discovery-Prefix (Standard: homeassistant/) an Home Assistant. Alle Entitäten werden dort einem gemeinsamen Gerät „TaupunktLueftung“ zugeordnet und zeigen zusätzlich den Verfügbarkeitsstatus (online/offline) an. Die Discovery-Meldung kann bei Bedarf jederzeit manuell über „MQTT Discovery erneut senden“ (5.7.5) wiederholt werden.</w:t>
+        <w:t>Ist MQTT aktiv, meldet das Gerät nach jedem Verbindungsaufbau automatisch alle oben genannten Werte als Sensoren bzw. binäre Sensoren unter dem eingestellten Discovery-Prefix (Standard: homeassistant/) an Home Assistant. Alle Entitäten werden dort einem gemeinsamen Gerät „TaupunktLueftung“ zugeordnet und zeigen zusätzlich den Verfügbarkeitsstatus (online/offline) an. Die Discovery-Meldung kann bei Bedarf jederzeit manuell über „MQTT Discovery erneut senden“ (5.7.4) wiederholt werden.</w:t>
       </w:r>
     </w:p>
     <w:p>
@@ -4001,7 +4334,7 @@
               <w:rPr>
                 <w:color w:val="3D3200"/>
               </w:rPr>
-              <w:t xml:space="preserve"> Solange ein Sensorfehler besteht, pausiert die automatische Lüftungssteuerung – das Relais behält jedoch seinen letzten Schaltzustand bei und wird nicht automatisch abgeschaltet. Bei einem Sensorausfall sollte der Lüftungszustand daher manuell überprüft werden.</w:t>
+              <w:t xml:space="preserve"> Hält ein Sensorfehler (innen oder außen) länger als 15 Sekunden ununterbrochen an, schaltet die Steuerung die Lüftung automatisch zwangsweise ab (Fail-Safe) und hält sie ausgeschaltet, bis wieder gültige Messwerte von beiden Sensoren vorliegen. Innerhalb dieser 15 Sekunden bleibt das Relais zunächst in seinem letzten Schaltzustand, um kurze Aussetzer (z. B. einen einzelnen I²C-Lesefehler) nicht sofort mit einer Abschaltung zu quittieren.</w:t>
             </w:r>
           </w:p>
         </w:tc>
@@ -4281,7 +4614,7 @@
                 <w:b w:val="false"/>
                 <w:bCs w:val="false"/>
               </w:rPr>
-              <w:t xml:space="preserve">v3.7</w:t>
+              <w:t>v4.0</w:t>
             </w:r>
           </w:p>
         </w:tc>
@@ -4932,6 +5265,72 @@
                 <w:bCs w:val="false"/>
               </w:rPr>
               <w:t xml:space="preserve">180 Sekunden</w:t>
+            </w:r>
+          </w:p>
+        </w:tc>
+      </w:tr>
+      <w:tr>
+        <w:tc>
+          <w:tcPr>
+            <w:tcW w:type="dxa" w:w="4600"/>
+          </w:tcPr>
+          <w:p>
+            <w:r>
+              <w:t>Standard-Webinterface-Benutzername</w:t>
+            </w:r>
+          </w:p>
+        </w:tc>
+        <w:tc>
+          <w:tcPr>
+            <w:tcW w:type="dxa" w:w="4800"/>
+          </w:tcPr>
+          <w:p>
+            <w:r>
+              <w:t>admin</w:t>
+            </w:r>
+          </w:p>
+        </w:tc>
+      </w:tr>
+      <w:tr>
+        <w:tc>
+          <w:tcPr>
+            <w:tcW w:type="dxa" w:w="4600"/>
+          </w:tcPr>
+          <w:p>
+            <w:r>
+              <w:t>Web-Login</w:t>
+            </w:r>
+          </w:p>
+        </w:tc>
+        <w:tc>
+          <w:tcPr>
+            <w:tcW w:type="dxa" w:w="4800"/>
+          </w:tcPr>
+          <w:p>
+            <w:r>
+              <w:t>HTTP-Basic-Auth (unverschlüsseltes HTTP, kein TLS)</w:t>
+            </w:r>
+          </w:p>
+        </w:tc>
+      </w:tr>
+      <w:tr>
+        <w:tc>
+          <w:tcPr>
+            <w:tcW w:type="dxa" w:w="4600"/>
+          </w:tcPr>
+          <w:p>
+            <w:r>
+              <w:t>Fail-Safe-Abschaltung bei Sensorfehler</w:t>
+            </w:r>
+          </w:p>
+        </w:tc>
+        <w:tc>
+          <w:tcPr>
+            <w:tcW w:type="dxa" w:w="4800"/>
+          </w:tcPr>
+          <w:p>
+            <w:r>
+              <w:t>nach 15 Sekunden ununterbrochenem Fehler</w:t>
             </w:r>
           </w:p>
         </w:tc>

--- a/TaupunktLueftung_Benutzerhandbuch.docx
+++ b/TaupunktLueftung_Benutzerhandbuch.docx
@@ -55,10 +55,10 @@
         <w:jc w:val="center"/>
       </w:pPr>
       <w:r>
-        <w:t>Firmware-Version v4.</w:t>
-      </w:r>
-      <w:r>
-        <w:t>0</w:t>
+        <w:t xml:space="preserve">Firmware-Version </w:t>
+      </w:r>
+      <w:r>
+        <w:t>v4.1</w:t>
       </w:r>
     </w:p>
     <w:p>
@@ -342,7 +342,7 @@
       </w:r>
       <w:r>
         <w:tab/>
-        <w:t>7</w:t>
+        <w:t>6</w:t>
       </w:r>
     </w:p>
     <w:p>
@@ -390,7 +390,7 @@
       </w:r>
       <w:r>
         <w:tab/>
-        <w:t>8</w:t>
+        <w:t>7</w:t>
       </w:r>
     </w:p>
     <w:p>
@@ -402,7 +402,7 @@
         <w:ind w:left="300"/>
       </w:pPr>
       <w:r>
-        <w:t>5.8 Zugang (Login)</w:t>
+        <w:t>5.8 Hostname</w:t>
       </w:r>
       <w:r>
         <w:tab/>
@@ -418,11 +418,11 @@
         <w:ind w:left="300"/>
       </w:pPr>
       <w:r>
-        <w:t>5.9 Hostname</w:t>
+        <w:t>5.9 Firmware-Update</w:t>
       </w:r>
       <w:r>
         <w:tab/>
-        <w:t>9</w:t>
+        <w:t>8</w:t>
       </w:r>
     </w:p>
     <w:p>
@@ -434,7 +434,7 @@
         <w:ind w:left="300"/>
       </w:pPr>
       <w:r>
-        <w:t>5.10 Firmware-Update</w:t>
+        <w:t>5.10 Firmware sichern (Backup)</w:t>
       </w:r>
       <w:r>
         <w:tab/>
@@ -450,11 +450,11 @@
         <w:ind w:left="300"/>
       </w:pPr>
       <w:r>
-        <w:t>5.11 Firmware sichern (Backup)</w:t>
+        <w:t>5.11 Gerät neu starten</w:t>
       </w:r>
       <w:r>
         <w:tab/>
-        <w:t>10</w:t>
+        <w:t>9</w:t>
       </w:r>
     </w:p>
     <w:p>
@@ -466,7 +466,7 @@
         <w:ind w:left="300"/>
       </w:pPr>
       <w:r>
-        <w:t>5.12 Gerät neu starten</w:t>
+        <w:t>5.12 WLAN neu konfigurieren</w:t>
       </w:r>
       <w:r>
         <w:tab/>
@@ -482,7 +482,7 @@
         <w:ind w:left="300"/>
       </w:pPr>
       <w:r>
-        <w:t>5.13 WLAN neu konfigurieren</w:t>
+        <w:t>5.13 Zugang (Login)</w:t>
       </w:r>
       <w:r>
         <w:tab/>
@@ -543,7 +543,7 @@
       </w:r>
       <w:r>
         <w:tab/>
-        <w:t>11</w:t>
+        <w:t>13</w:t>
       </w:r>
     </w:p>
     <w:p>
@@ -562,7 +562,7 @@
       </w:r>
       <w:r>
         <w:tab/>
-        <w:t>12</w:t>
+        <w:t>14</w:t>
       </w:r>
     </w:p>
     <w:p>
@@ -581,7 +581,7 @@
       </w:r>
       <w:r>
         <w:tab/>
-        <w:t>13</w:t>
+        <w:t>15</w:t>
       </w:r>
     </w:p>
     <w:p>
@@ -1159,7 +1159,7 @@
           </w:tcPr>
           <w:p>
             <w:r>
-              <w:t>SHT31 (I²C) oder DHT22 (GPIO 17) – Typ wird unter Einstellungen &gt; Sensorquelle &gt; „Sensortyp außen“ ausgewählt (muss zur tatsächlichen Verkabelung passen)</w:t>
+              <w:t>SHT31 (I²C) oder DHT22 – wird bei der Firmware-Kompilierung festgelegt, im Web-Interface nicht umschaltbar</w:t>
             </w:r>
           </w:p>
         </w:tc>
@@ -1228,11 +1228,40 @@
             </w:r>
           </w:p>
           <w:p>
+            <w:pPr>
+              <w:spacing w:after="120"/>
+            </w:pPr>
             <w:r>
               <w:rPr>
                 <w:color w:val="3D3200"/>
               </w:rPr>
-              <w:t xml:space="preserve"> Ob der Außensensor ein SHT31 (I²C) oder ein DHT22 (GPIO 17) ist, wird über das Auswahlfeld „Sensortyp außen“ im Bereich „Sensorquelle“ der Einstellungen festgelegt (siehe Kapitel 5.6) und muss zur tatsächlich angeschlossenen Hardware passen. Das separate Umschalten „Hardware“/„MQTT“ betrifft nur, ob überhaupt die lokale Hardware oder per MQTT empfangene Werte verwendet werden – unabhängig vom eingestellten Sensortyp.</w:t>
+              <w:t xml:space="preserve"> Ob der Außensensor ein SHT31 oder ein DHT22 ist, wird einmalig im Quellcode festgelegt (Compiler-Schalter SENSOR_TYP_AUSSEN_SHT31) und kann später nicht über die Weboberfläche geändert werden. Das im Menü „Sensorquelle“ wählbare „Hardware“/„MQTT“ betrifft nur, ob überhaupt die lokale Hardware oder MQTT-Werte verwendet werden – nicht den Sensortyp selbst.</w:t>
+            </w:r>
+          </w:p>
+          <w:p>
+            <w:pPr>
+              <w:spacing w:after="120"/>
+            </w:pPr>
+            <w:r>
+              <w:rPr>
+                <w:color w:val="3D3200"/>
+              </w:rPr>
+              <w:t xml:space="preserve">Warum SHT31 empfohlen wird: Er ist ein digitaler I²C-Sensor mit deutlich höherer Genauigkeit als der DHT22 (typisch ±2 % relative Feuchte statt ±2–5 % beim DHT22), reagiert schneller auf </w:t>
+            </w:r>
+            <w:r>
+              <w:rPr>
+                <w:color w:val="3D3200"/>
+              </w:rPr>
+              <w:lastRenderedPageBreak/>
+              <w:t>Änderungen und liefert auch bei niedrigen Temperaturen zuverlässige Werte. Da die Lüftungsentscheidung auf einer relativ kleinen Taupunkt-Differenz basiert, wirkt sich die höhere Sensorgenauigkeit direkt auf die Qualität der Regelung aus.</w:t>
+            </w:r>
+          </w:p>
+          <w:p>
+            <w:r>
+              <w:rPr>
+                <w:color w:val="3D3200"/>
+              </w:rPr>
+              <w:t>Besonderheit bei zwei SHT31-Sensoren: Innen- und Außensensor teilen sich denselben I²C-Bus (SDA an GPIO21, SCL an GPIO22) – es sind keine zusätzlichen Datenleitungen nötig. Damit das Gerät beide unterscheiden kann, muss der ADDR-Pin (auch „AD“ oder „ADR“ beschriftet) des Außensensors fest auf 3,3 V gelegt werden, wodurch er unter der I²C-Adresse 0x45 statt der Standardadresse 0x44 des Innensensors erreichbar ist. Fertige Firmware-Dateien für beide Sensortypen (DHT22 und SHT31) liegen bei jedem Release auf GitHub bereits fertig kompiliert bei.</w:t>
             </w:r>
           </w:p>
         </w:tc>
@@ -1248,7 +1277,6 @@
         <w:pStyle w:val="berschrift2"/>
       </w:pPr>
       <w:r>
-        <w:lastRenderedPageBreak/>
         <w:t>2.2 WLAN einrichten</w:t>
       </w:r>
     </w:p>
@@ -1335,14 +1363,6 @@
     </w:p>
     <w:p>
       <w:pPr>
-        <w:spacing w:after="160"/>
-      </w:pPr>
-      <w:r>
-        <w:t>Der WLAN-Einrichtungsmodus lässt sich auch später jederzeit erneut auslösen, ohne das Gerät vom Strom zu trennen – über Einstellungen &gt; Gerät &gt; „WLAN neu konfigurieren“ (siehe Kapitel 5.13).</w:t>
-      </w:r>
-    </w:p>
-    <w:p>
-      <w:pPr>
         <w:pStyle w:val="berschrift2"/>
       </w:pPr>
       <w:r>
@@ -1393,18 +1413,18 @@
     </w:p>
     <w:p>
       <w:pPr>
+        <w:pStyle w:val="berschrift1"/>
+      </w:pPr>
+      <w:r>
+        <w:t>3. Die Weboberfläche im Überblick</w:t>
+      </w:r>
+    </w:p>
+    <w:p>
+      <w:pPr>
         <w:spacing w:after="160"/>
       </w:pPr>
       <w:r>
-        <w:t>Der Browser fragt beim ersten Zugriff nach Benutzername und Passwort (HTTP-Basic-Auth) – das Webinterface, inklusive Firmware-Update, ist ohne gültige Zugangsdaten nicht erreichbar. Der Standard-Benutzername ist admin, das Passwort wird bei der Firmware-Kompilierung in secrets.h festgelegt. Beides lässt sich anschließend jederzeit über Einstellungen &gt; Zugang (Login) ändern (siehe Kapitel 5.8).</w:t>
-      </w:r>
-    </w:p>
-    <w:p>
-      <w:pPr>
-        <w:pStyle w:val="berschrift1"/>
-      </w:pPr>
-      <w:r>
-        <w:t>3. Die Weboberfläche im Überblick</w:t>
+        <w:t>Beim ersten Aufruf der Weboberfläche fragt der Browser nach Benutzername und Passwort (siehe 5.13 Zugang). Nach erfolgreicher Anmeldung merkt sich der Browser die Zugangsdaten für die laufende Sitzung.</w:t>
       </w:r>
     </w:p>
     <w:p>
@@ -1420,6 +1440,7 @@
         <w:pStyle w:val="berschrift2"/>
       </w:pPr>
       <w:r>
+        <w:lastRenderedPageBreak/>
         <w:t>3.1 Dashboard</w:t>
       </w:r>
     </w:p>
@@ -1493,7 +1514,6 @@
         <w:spacing w:after="80"/>
       </w:pPr>
       <w:r>
-        <w:lastRenderedPageBreak/>
         <w:t>Das letzte protokollierte Ereignis (z. B. letzte Zustandsänderung der Lüftung)</w:t>
       </w:r>
     </w:p>
@@ -1520,6 +1540,14 @@
     </w:p>
     <w:p>
       <w:pPr>
+        <w:spacing w:after="160"/>
+      </w:pPr>
+      <w:r>
+        <w:t>Oben rechts neben dem Titel befindet sich die Design-Auswahl mit den Optionen „Hell“, „Dunkel“ und „System“. Bei „System“ richtet sich die Darstellung automatisch nach der Einstellung des Betriebssystems bzw. Browsers. Die Wahl wird nur im Browser gespeichert und muss auf jedem Gerät, mit dem die Weboberfläche aufgerufen wird, einmalig eingestellt werden. Die Verlaufsdiagramme selbst bleiben unabhängig vom gewählten Design immer hell, damit die Achsenbeschriftungen in jedem Fall gut lesbar bleiben.</w:t>
+      </w:r>
+    </w:p>
+    <w:p>
+      <w:pPr>
         <w:pStyle w:val="berschrift2"/>
       </w:pPr>
       <w:r>
@@ -1531,7 +1559,7 @@
         <w:spacing w:after="160"/>
       </w:pPr>
       <w:r>
-        <w:t>Im Reiter „Einstellungen“ sind alle Konfigurationsbereiche als aufklappbare Kästen (Formulare) angeordnet: Temperaturschutz, Austrocknungsschutz, Feuchteregelung, Taupunkt-Differenz-Schwellenwert, Lüfter-/Relais-Schutzzeiten, Sensorquelle (inklusive MQTT-Umschalter), MQTT (nur sichtbar, wenn MQTT aktiviert ist), Zugang (Login), Hostname und Firmware. Jedes Formular wird per Klick auf den jeweiligen Speichern-Button einzeln übernommen; eine Bestätigung erscheint als kurzes Pop-up. Viele Eingabefelder und Schalter besitzen zusätzlich einen Tooltip: Wird der Mauszeiger kurz darüber belassen, erscheint eine kurze Erklärung samt Empfehlung, z. B. bei Feuchteregelung, Austrocknungsschutz oder Temperaturschutz. Die Werte werden dauerhaft im Flash-Speicher des ESP32 abgelegt und überstehen einen Neustart (mit einer Ausnahme, siehe Kapitel 5.5).</w:t>
+        <w:t>Im Reiter „Einstellungen“ sind alle Konfigurationsbereiche als aufklappbare Kästen (Formulare) angeordnet: Temperaturschutz, Austrocknungsschutz, Feuchteregelung, Taupunkt-Differenz-Schwellenwert, Lüfter-/Relais-Schutzzeiten, Sensorquelle, MQTT, Hostname und Firmware. Jedes Formular wird per Klick auf den jeweiligen Speichern-Button einzeln übernommen; eine Bestätigung erscheint als kurzes Pop-up. Die Werte werden dauerhaft im Flash-Speicher des ESP32 abgelegt und überstehen einen Neustart (mit einer Ausnahme, siehe Kapitel 5.5).</w:t>
       </w:r>
     </w:p>
     <w:p>
@@ -1696,6 +1724,7 @@
           </w:tcPr>
           <w:p>
             <w:r>
+              <w:lastRenderedPageBreak/>
               <w:t>Rot</w:t>
             </w:r>
           </w:p>
@@ -2153,14 +2182,6 @@
     </w:tbl>
     <w:p>
       <w:pPr>
-        <w:spacing w:after="160"/>
-      </w:pPr>
-      <w:r>
-        <w:t>Hält der Sensorfehler länger als 15 Sekunden ununterbrochen an, schaltet die Steuerung die Lüftung automatisch zwangsweise ab und hält sie ausgeschaltet, bis wieder gültige Messwerte vorliegen (Fail-Safe, siehe Sicherheitshinweis in Kapitel 8.1).</w:t>
-      </w:r>
-    </w:p>
-    <w:p>
-      <w:pPr>
         <w:pStyle w:val="berschrift1"/>
       </w:pPr>
       <w:r>
@@ -2288,6 +2309,7 @@
         <w:spacing w:after="160"/>
       </w:pPr>
       <w:r>
+        <w:lastRenderedPageBreak/>
         <w:t>Alternative Regelstrategie: Statt anhand der Taupunktdifferenz zu lüften, hält diese Funktion die Innenfeuchte aktiv in einem Zielband.</w:t>
       </w:r>
     </w:p>
@@ -2398,7 +2420,6 @@
                 <w:bCs/>
                 <w:color w:val="6B5300"/>
               </w:rPr>
-              <w:lastRenderedPageBreak/>
               <w:t>Wichtig – gegenseitiger Ausschluss der Regelmodi</w:t>
             </w:r>
           </w:p>
@@ -2501,322 +2522,6 @@
       </w:r>
       <w:r>
         <w:t>Nach dem Ausschalten muss mindestens so viel Zeit vergehen, bevor die Lüftung erneut aktiviert werden darf (Standard: 5 Minuten, 0 = deaktiviert).</w:t>
-      </w:r>
-    </w:p>
-    <w:p>
-      <w:pPr>
-        <w:spacing w:after="160"/>
-      </w:pPr>
-      <w:r>
-        <w:t>Seit v4.1 bleiben hier gespeicherte Werte auch nach einem Neustart erhalten (zuvor wurden sie intern unter einem falschen Schlüssel abgelegt und fielen nach jedem Neustart auf die Werkswerte von 2/5 Minuten zurück). Beim Update von einer älteren Version werden zuvor gespeicherte, individuell angepasste Werte beim ersten Start automatisch übernommen.</w:t>
-      </w:r>
-    </w:p>
-    <w:p>
-      <w:pPr>
-        <w:spacing w:after="160"/>
-      </w:pPr>
-      <w:r>
-        <w:t>Diese beiden Zeiten wirken nur im klassischen Modus (siehe Hinweis in 5.3).</w:t>
-      </w:r>
-    </w:p>
-    <w:p>
-      <w:pPr>
-        <w:pStyle w:val="berschrift2"/>
-      </w:pPr>
-      <w:r>
-        <w:t>5.6 Sensorquelle</w:t>
-      </w:r>
-    </w:p>
-    <w:p>
-      <w:pPr>
-        <w:spacing w:after="160"/>
-      </w:pPr>
-      <w:r>
-        <w:t>Legt fest, ob die Steuerung MQTT verwendet, ob Innen- bzw. Außensensor ihre Werte von der lokal angeschlossenen Hardware oder per MQTT beziehen, und welcher Sensortyp am Außenfühler angeschlossen ist.</w:t>
-      </w:r>
-    </w:p>
-    <w:p>
-      <w:pPr>
-        <w:spacing w:after="100"/>
-      </w:pPr>
-      <w:r>
-        <w:rPr>
-          <w:b/>
-          <w:bCs/>
-        </w:rPr>
-        <w:t xml:space="preserve">Modus innen / Modus außen: </w:t>
-      </w:r>
-      <w:r>
-        <w:t>„Hardware“ (lokaler Sensor) oder „MQTT“ (Wert aus einem MQTT-Topic, siehe 5.7).</w:t>
-      </w:r>
-    </w:p>
-    <w:p>
-      <w:pPr>
-        <w:spacing w:after="100"/>
-      </w:pPr>
-      <w:r>
-        <w:rPr>
-          <w:b/>
-          <w:bCs/>
-        </w:rPr>
-        <w:t xml:space="preserve">Sensortyp außen: </w:t>
-      </w:r>
-      <w:r>
-        <w:t>„DHT22“ oder „SHT31“ – muss zum tatsächlich angeschlossenen Außensensor passen (siehe 2.1).</w:t>
-      </w:r>
-    </w:p>
-    <w:p>
-      <w:pPr>
-        <w:spacing w:after="100"/>
-      </w:pPr>
-      <w:r>
-        <w:rPr>
-          <w:b/>
-          <w:bCs/>
-        </w:rPr>
-        <w:lastRenderedPageBreak/>
-        <w:t xml:space="preserve">MQTT aktiv (Schalter): </w:t>
-      </w:r>
-      <w:r>
-        <w:t>Aktiviert bzw. trennt die MQTT-Verbindung sofort. Nur bei aktivem MQTT lassen sich „Modus innen“/„Modus außen“ auf „MQTT“ stellen und erscheint der Abschnitt „MQTT“ (5.7).</w:t>
-      </w:r>
-    </w:p>
-    <w:p>
-      <w:pPr>
-        <w:spacing w:after="160"/>
-      </w:pPr>
-      <w:r>
-        <w:t>Die Felder „Modus innen“/„Modus außen“ sowie der gesamte Abschnitt „MQTT“ (5.7) werden nur eingeblendet, wenn der Schalter „MQTT aktiv“ eingeschaltet ist – ist MQTT deaktiviert, sind diese Felder ausgeblendet und es wird stets die lokale Hardware verwendet. Das Auswahlfeld „Sensortyp außen“ bleibt davon unabhängig immer sichtbar.</w:t>
-      </w:r>
-    </w:p>
-    <w:p>
-      <w:pPr>
-        <w:pStyle w:val="berschrift2"/>
-      </w:pPr>
-      <w:r>
-        <w:t>5.7 MQTT</w:t>
-      </w:r>
-    </w:p>
-    <w:p>
-      <w:pPr>
-        <w:spacing w:after="160"/>
-      </w:pPr>
-      <w:r>
-        <w:t>Der gesamte folgende Abschnitt ist nur sichtbar, wenn MQTT aktiv ist (Schalter siehe 5.6).</w:t>
-      </w:r>
-    </w:p>
-    <w:p>
-      <w:pPr>
-        <w:pStyle w:val="berschrift3"/>
-      </w:pPr>
-      <w:r>
-        <w:t>5.7.1 Verbindungsdaten</w:t>
-      </w:r>
-    </w:p>
-    <w:p>
-      <w:pPr>
-        <w:spacing w:after="100"/>
-      </w:pPr>
-      <w:r>
-        <w:rPr>
-          <w:b/>
-          <w:bCs/>
-        </w:rPr>
-        <w:t xml:space="preserve">Server: </w:t>
-      </w:r>
-      <w:r>
-        <w:t>Hostname oder IP-Adresse des MQTT-Brokers, z. B. 192.168.1.10 oder mqtt.local.</w:t>
-      </w:r>
-    </w:p>
-    <w:p>
-      <w:pPr>
-        <w:spacing w:after="100"/>
-      </w:pPr>
-      <w:r>
-        <w:rPr>
-          <w:b/>
-          <w:bCs/>
-        </w:rPr>
-        <w:t xml:space="preserve">Port: </w:t>
-      </w:r>
-      <w:r>
-        <w:t>Standard 1883.</w:t>
-      </w:r>
-    </w:p>
-    <w:p>
-      <w:pPr>
-        <w:spacing w:after="100"/>
-      </w:pPr>
-      <w:r>
-        <w:rPr>
-          <w:b/>
-          <w:bCs/>
-        </w:rPr>
-        <w:t xml:space="preserve">Benutzer / Passwort: </w:t>
-      </w:r>
-      <w:r>
-        <w:t>Optionale Zugangsdaten für den Broker.</w:t>
-      </w:r>
-    </w:p>
-    <w:p>
-      <w:pPr>
-        <w:pStyle w:val="berschrift3"/>
-      </w:pPr>
-      <w:r>
-        <w:t>5.7.2 Discovery-Prefix</w:t>
-      </w:r>
-    </w:p>
-    <w:p>
-      <w:pPr>
-        <w:spacing w:after="160"/>
-      </w:pPr>
-      <w:r>
-        <w:t>Präfix für die automatische Home-Assistant-Erkennung (Standard: homeassistant/).</w:t>
-      </w:r>
-    </w:p>
-    <w:p>
-      <w:pPr>
-        <w:pStyle w:val="berschrift3"/>
-      </w:pPr>
-      <w:r>
-        <w:t>5.7.3 MQTT-Prefix und Topics</w:t>
-      </w:r>
-    </w:p>
-    <w:p>
-      <w:pPr>
-        <w:spacing w:after="100"/>
-      </w:pPr>
-      <w:r>
-        <w:rPr>
-          <w:b/>
-          <w:bCs/>
-        </w:rPr>
-        <w:t xml:space="preserve">Publish-Prefix: </w:t>
-      </w:r>
-      <w:r>
-        <w:t>Präfix für alle automatisch gesendeten Werte des Geräts (Standard: taupunktlueftung/, siehe Tabelle in Kapitel 7).</w:t>
-      </w:r>
-    </w:p>
-    <w:p>
-      <w:pPr>
-        <w:spacing w:after="160"/>
-      </w:pPr>
-      <w:r>
-        <w:t>Abonnierte Eingangs-Topics (nur relevant, wenn eine Sensorquelle auf „MQTT“ steht):</w:t>
-      </w:r>
-    </w:p>
-    <w:p>
-      <w:pPr>
-        <w:pStyle w:val="Listenabsatz"/>
-        <w:numPr>
-          <w:ilvl w:val="0"/>
-          <w:numId w:val="2"/>
-        </w:numPr>
-        <w:spacing w:after="80"/>
-      </w:pPr>
-      <w:r>
-        <w:t>Innen Temperatur – Standard: sensors/temp_innen</w:t>
-      </w:r>
-    </w:p>
-    <w:p>
-      <w:pPr>
-        <w:pStyle w:val="Listenabsatz"/>
-        <w:numPr>
-          <w:ilvl w:val="0"/>
-          <w:numId w:val="2"/>
-        </w:numPr>
-        <w:spacing w:after="80"/>
-      </w:pPr>
-      <w:r>
-        <w:t>Innen Feuchte – Standard: sensors/hygro_innen</w:t>
-      </w:r>
-    </w:p>
-    <w:p>
-      <w:pPr>
-        <w:pStyle w:val="Listenabsatz"/>
-        <w:numPr>
-          <w:ilvl w:val="0"/>
-          <w:numId w:val="2"/>
-        </w:numPr>
-        <w:spacing w:after="80"/>
-      </w:pPr>
-      <w:r>
-        <w:t>Außen Temperatur – Standard: sensors/temp_aussen</w:t>
-      </w:r>
-    </w:p>
-    <w:p>
-      <w:pPr>
-        <w:pStyle w:val="Listenabsatz"/>
-        <w:numPr>
-          <w:ilvl w:val="0"/>
-          <w:numId w:val="2"/>
-        </w:numPr>
-        <w:spacing w:after="80"/>
-      </w:pPr>
-      <w:r>
-        <w:t>Außen Feuchte – Standard: sensors/hygro_aussen</w:t>
-      </w:r>
-    </w:p>
-    <w:p>
-      <w:pPr>
-        <w:pStyle w:val="berschrift3"/>
-      </w:pPr>
-      <w:r>
-        <w:t>5.7.4 Discovery erneut senden</w:t>
-      </w:r>
-    </w:p>
-    <w:p>
-      <w:pPr>
-        <w:spacing w:after="160"/>
-      </w:pPr>
-      <w:r>
-        <w:t>Sendet die Home-Assistant-Auto-Discovery-Konfiguration manuell erneut (z. B. nach einem Neustart des Brokers oder von Home Assistant selbst). Nach jedem erfolgreichen Verbindungsaufbau geschieht dies ohnehin automatisch.</w:t>
-      </w:r>
-    </w:p>
-    <w:p>
-      <w:pPr>
-        <w:pStyle w:val="berschrift2"/>
-      </w:pPr>
-      <w:r>
-        <w:t>5.8 Zugang (Login)</w:t>
-      </w:r>
-    </w:p>
-    <w:p>
-      <w:pPr>
-        <w:spacing w:after="160"/>
-      </w:pPr>
-      <w:r>
-        <w:t>Der Zugriff auf das gesamte Webinterface, inklusive Firmware-Update, ist per HTTP-Basic-Auth geschützt (siehe 2.3). In diesem Bereich lassen sich Benutzername und Passwort für den Login ändern.</w:t>
-      </w:r>
-    </w:p>
-    <w:p>
-      <w:pPr>
-        <w:spacing w:after="100"/>
-      </w:pPr>
-      <w:r>
-        <w:rPr>
-          <w:b/>
-          <w:bCs/>
-        </w:rPr>
-        <w:t xml:space="preserve">Benutzername ändern: </w:t>
-      </w:r>
-      <w:r>
-        <w:t>Neuer Anmeldename für das Webinterface. Nach dem Speichern fragt der Browser sofort erneut nach den Zugangsdaten – dort den neuen Benutzernamen eingeben.</w:t>
-      </w:r>
-    </w:p>
-    <w:p>
-      <w:pPr>
-        <w:spacing w:after="100"/>
-      </w:pPr>
-      <w:r>
-        <w:rPr>
-          <w:b/>
-          <w:bCs/>
-        </w:rPr>
-        <w:t xml:space="preserve">Passwort ändern: </w:t>
-      </w:r>
-      <w:r>
-        <w:t>Neues Passwort mit Bestätigungsfeld. Nach dem Speichern fragt der Browser sofort erneut nach den Zugangsdaten – dort das neue Passwort eingeben.</w:t>
       </w:r>
     </w:p>
     <w:tbl>
@@ -2873,7 +2578,7 @@
                 <w:bCs/>
                 <w:color w:val="6B5300"/>
               </w:rPr>
-              <w:t>Sicherheitshinweis</w:t>
+              <w:t>Bekannte Einschränkung</w:t>
             </w:r>
           </w:p>
           <w:p>
@@ -2881,62 +2586,19 @@
               <w:rPr>
                 <w:color w:val="3D3200"/>
               </w:rPr>
-              <w:t xml:space="preserve"> Das Webinterface läuft über unverschlüsseltes HTTP (kein TLS). Benutzername und Passwort werden dadurch bei jeder Anfrage im Klartext über das lokale Netzwerk übertragen. Für ein </w:t>
+              <w:t xml:space="preserve"> In der aktuellen Firmware (</w:t>
             </w:r>
             <w:r>
               <w:rPr>
                 <w:color w:val="3D3200"/>
               </w:rPr>
-              <w:lastRenderedPageBreak/>
-              <w:t>normales Heimnetzwerk ist das ein akzeptabler Kompromiss – es sollte hier aber kein Passwort verwendet werden, das auch für andere Dienste (E-Mail, Online-Konten usw.) im Einsatz ist.</w:t>
-            </w:r>
-          </w:p>
-        </w:tc>
-      </w:tr>
-      <w:tr>
-        <w:tblPrEx>
-          <w:tblCellMar>
-            <w:top w:w="0" w:type="dxa"/>
-            <w:bottom w:w="0" w:type="dxa"/>
-          </w:tblCellMar>
-        </w:tblPrEx>
-        <w:tc>
-          <w:tcPr>
-            <w:tcW w:w="0" w:type="auto"/>
-            <w:tcBorders>
-              <w:top w:val="single" w:sz="4" w:space="0" w:color="E0A800"/>
-              <w:left w:val="single" w:sz="24" w:space="0" w:color="E0A800"/>
-              <w:bottom w:val="single" w:sz="4" w:space="0" w:color="E0A800"/>
-              <w:right w:val="single" w:sz="4" w:space="0" w:color="E0A800"/>
-            </w:tcBorders>
-            <w:shd w:val="clear" w:color="auto" w:fill="FFF3CD"/>
-            <w:tcMar>
-              <w:top w:w="120" w:type="dxa"/>
-              <w:left w:w="160" w:type="dxa"/>
-              <w:bottom w:w="120" w:type="dxa"/>
-              <w:right w:w="160" w:type="dxa"/>
-            </w:tcMar>
-          </w:tcPr>
-          <w:p>
-            <w:pPr>
-              <w:spacing w:after="60"/>
-            </w:pPr>
-            <w:r>
-              <w:rPr>
-                <w:b/>
-                <w:bCs/>
-                <w:color w:val="6B5300"/>
-              </w:rPr>
-              <w:lastRenderedPageBreak/>
-              <w:t>Passwort oder Benutzername vergessen?</w:t>
-            </w:r>
-          </w:p>
-          <w:p>
+              <w:t>v4.1</w:t>
+            </w:r>
             <w:r>
               <w:rPr>
                 <w:color w:val="3D3200"/>
               </w:rPr>
-              <w:t xml:space="preserve"> Es gibt derzeit keine Möglichkeit, den Login über die Weboberfläche oder per Knopfdruck zurückzusetzen – auch der Schalter „WLAN neu konfigurieren“ (5.13) betrifft nur die WLAN-Zugangsdaten, nicht den Login. Einzige Abhilfe: das Gerät per USB an einen PC anschließen und über die Arduino-IDE mit aktivierter Option „Erase Flash: All Flash Contents“ (bzw. per esptool.py erase_flash) komplett löschen und die Firmware neu aufspielen. Dabei gehen zwangsläufig auch WLAN-Zugangsdaten, MQTT-Konfiguration und alle übrigen Einstellungen verloren – das Gerät startet danach komplett auf Werkszustand.</w:t>
+              <w:t>) werden über dieses Formular gespeicherte Mindestlaufzeit-/Mindestpause-Werte intern unter einem anderen Schlüssel abgelegt als beim Start wieder ausgelesen wird. In der Praxis bedeutet das: Eine hier vorgenommene Änderung wirkt sofort und bis zum nächsten Neustart des Geräts, fällt nach einem Neustart aber wieder auf die Werkswerte (2/5 Minuten) zurück. Nach jedem Neustart des Geräts sollten individuell angepasste Werte hier kontrolliert und bei Bedarf erneut gespeichert werden.</w:t>
             </w:r>
           </w:p>
         </w:tc>
@@ -2944,15 +2606,23 @@
     </w:tbl>
     <w:p>
       <w:pPr>
+        <w:spacing w:after="200"/>
+      </w:pPr>
+    </w:p>
+    <w:p>
+      <w:pPr>
         <w:spacing w:after="160"/>
       </w:pPr>
+      <w:r>
+        <w:t>Diese beiden Zeiten wirken nur im klassischen Modus (siehe Hinweis in 5.3).</w:t>
+      </w:r>
     </w:p>
     <w:p>
       <w:pPr>
         <w:pStyle w:val="berschrift2"/>
       </w:pPr>
       <w:r>
-        <w:t>5.9 Hostname</w:t>
+        <w:t>5.6 Sensorquelle</w:t>
       </w:r>
     </w:p>
     <w:p>
@@ -2960,6 +2630,253 @@
         <w:spacing w:after="160"/>
       </w:pPr>
       <w:r>
+        <w:t>Enthält den Schalter „MQTT aktiv“ sowie – nur bei aktivem MQTT sichtbar – die Auswahl, ob innen und außen die lokal angeschlossene Sensor-Hardware oder per MQTT empfangene Werte verwendet werden.</w:t>
+      </w:r>
+    </w:p>
+    <w:p>
+      <w:pPr>
+        <w:spacing w:after="100"/>
+      </w:pPr>
+      <w:r>
+        <w:rPr>
+          <w:b/>
+          <w:bCs/>
+        </w:rPr>
+        <w:t xml:space="preserve">MQTT aktiv: </w:t>
+      </w:r>
+      <w:r>
+        <w:t>Schaltet die MQTT-Verbindung insgesamt ein oder aus. Erst wenn dieser Schalter aktiv ist, erscheinen darunter die Modus-Auswahl sowie das gesamte MQTT-Fieldset mit den Verbindungseinstellungen (siehe 5.7).</w:t>
+      </w:r>
+    </w:p>
+    <w:p>
+      <w:pPr>
+        <w:spacing w:after="100"/>
+      </w:pPr>
+      <w:r>
+        <w:rPr>
+          <w:b/>
+          <w:bCs/>
+        </w:rPr>
+        <w:t xml:space="preserve">Modus innen / Modus außen: </w:t>
+      </w:r>
+      <w:r>
+        <w:t>„Hardware“ (lokaler Sensor) oder „MQTT“ (Wert aus einem MQTT-Topic, siehe 5.7). Diese Felder werden nur eingeblendet, solange „MQTT aktiv“ eingeschaltet ist – bei deaktiviertem MQTT wird ohnehin stets die lokale Hardware verwendet, eine Auswahl wäre dort wirkungslos.</w:t>
+      </w:r>
+    </w:p>
+    <w:p>
+      <w:pPr>
+        <w:pStyle w:val="berschrift2"/>
+      </w:pPr>
+      <w:r>
+        <w:t>5.7 MQTT</w:t>
+      </w:r>
+    </w:p>
+    <w:p>
+      <w:pPr>
+        <w:spacing w:after="160"/>
+      </w:pPr>
+      <w:r>
+        <w:t>Dieser Bereich ist nur sichtbar, wenn „MQTT aktiv“ unter 5.6 eingeschaltet ist.</w:t>
+      </w:r>
+    </w:p>
+    <w:p>
+      <w:pPr>
+        <w:pStyle w:val="berschrift3"/>
+      </w:pPr>
+      <w:r>
+        <w:t>5.7.1 Verbindungsdaten</w:t>
+      </w:r>
+    </w:p>
+    <w:p>
+      <w:pPr>
+        <w:spacing w:after="100"/>
+      </w:pPr>
+      <w:r>
+        <w:rPr>
+          <w:b/>
+          <w:bCs/>
+        </w:rPr>
+        <w:t xml:space="preserve">Server: </w:t>
+      </w:r>
+      <w:r>
+        <w:t>Hostname oder IP-Adresse des MQTT-Brokers, z. B. 192.168.1.10 oder mqtt.local.</w:t>
+      </w:r>
+    </w:p>
+    <w:p>
+      <w:pPr>
+        <w:spacing w:after="100"/>
+      </w:pPr>
+      <w:r>
+        <w:rPr>
+          <w:b/>
+          <w:bCs/>
+        </w:rPr>
+        <w:t xml:space="preserve">Port: </w:t>
+      </w:r>
+      <w:r>
+        <w:t>Standard 1883.</w:t>
+      </w:r>
+    </w:p>
+    <w:p>
+      <w:pPr>
+        <w:spacing w:after="100"/>
+      </w:pPr>
+      <w:r>
+        <w:rPr>
+          <w:b/>
+          <w:bCs/>
+        </w:rPr>
+        <w:t xml:space="preserve">Benutzer / Passwort: </w:t>
+      </w:r>
+      <w:r>
+        <w:t>Optionale Zugangsdaten für den Broker.</w:t>
+      </w:r>
+    </w:p>
+    <w:p>
+      <w:pPr>
+        <w:pStyle w:val="berschrift3"/>
+      </w:pPr>
+      <w:r>
+        <w:t>5.7.2 Discovery-Prefix</w:t>
+      </w:r>
+    </w:p>
+    <w:p>
+      <w:pPr>
+        <w:spacing w:after="160"/>
+      </w:pPr>
+      <w:r>
+        <w:t>Präfix für die automatische Home-Assistant-Erkennung (Standard: homeassistant/).</w:t>
+      </w:r>
+    </w:p>
+    <w:p>
+      <w:pPr>
+        <w:pStyle w:val="berschrift3"/>
+      </w:pPr>
+      <w:r>
+        <w:t>5.7.3 MQTT-Prefix und Topics</w:t>
+      </w:r>
+    </w:p>
+    <w:p>
+      <w:pPr>
+        <w:spacing w:after="100"/>
+      </w:pPr>
+      <w:r>
+        <w:rPr>
+          <w:b/>
+          <w:bCs/>
+        </w:rPr>
+        <w:t xml:space="preserve">Publish-Prefix: </w:t>
+      </w:r>
+      <w:r>
+        <w:t>Präfix für alle automatisch gesendeten Werte des Geräts (Standard: taupunktlueftung/, siehe Tabelle in Kapitel 7).</w:t>
+      </w:r>
+    </w:p>
+    <w:p>
+      <w:pPr>
+        <w:spacing w:after="160"/>
+      </w:pPr>
+      <w:r>
+        <w:t>Abonnierte Eingangs-Topics (nur relevant, wenn eine Sensorquelle auf „MQTT“ steht):</w:t>
+      </w:r>
+    </w:p>
+    <w:p>
+      <w:pPr>
+        <w:pStyle w:val="Listenabsatz"/>
+        <w:numPr>
+          <w:ilvl w:val="0"/>
+          <w:numId w:val="2"/>
+        </w:numPr>
+        <w:spacing w:after="80"/>
+      </w:pPr>
+      <w:r>
+        <w:t>Innen Temperatur – Standard: sensors/temp_innen</w:t>
+      </w:r>
+    </w:p>
+    <w:p>
+      <w:pPr>
+        <w:pStyle w:val="Listenabsatz"/>
+        <w:numPr>
+          <w:ilvl w:val="0"/>
+          <w:numId w:val="2"/>
+        </w:numPr>
+        <w:spacing w:after="80"/>
+      </w:pPr>
+      <w:r>
+        <w:t>Innen Feuchte – Standard: sensors/hygro_innen</w:t>
+      </w:r>
+    </w:p>
+    <w:p>
+      <w:pPr>
+        <w:pStyle w:val="Listenabsatz"/>
+        <w:numPr>
+          <w:ilvl w:val="0"/>
+          <w:numId w:val="2"/>
+        </w:numPr>
+        <w:spacing w:after="80"/>
+      </w:pPr>
+      <w:r>
+        <w:t>Außen Temperatur – Standard: sensors/temp_aussen</w:t>
+      </w:r>
+    </w:p>
+    <w:p>
+      <w:pPr>
+        <w:pStyle w:val="Listenabsatz"/>
+        <w:numPr>
+          <w:ilvl w:val="0"/>
+          <w:numId w:val="2"/>
+        </w:numPr>
+        <w:spacing w:after="80"/>
+      </w:pPr>
+      <w:r>
+        <w:t>Außen Feuchte – Standard: sensors/hygro_aussen</w:t>
+      </w:r>
+    </w:p>
+    <w:p>
+      <w:pPr>
+        <w:pStyle w:val="berschrift3"/>
+      </w:pPr>
+      <w:r>
+        <w:t>5.7.4 MQTT ein-/ausschalten</w:t>
+      </w:r>
+    </w:p>
+    <w:p>
+      <w:pPr>
+        <w:spacing w:after="160"/>
+      </w:pPr>
+      <w:r>
+        <w:t>Der Schalter „MQTT aktiv“ befindet sich nicht in diesem Bereich, sondern oben in der Sensorquelle (5.6). Er verbindet bzw. trennt die MQTT-Verbindung sofort. Ist er ausgeschaltet, wird dieses gesamte MQTT-Fieldset sowie die Modus-Auswahl unter 5.6 ausgeblendet, und es werden keine Werte veröffentlicht oder empfangen.</w:t>
+      </w:r>
+    </w:p>
+    <w:p>
+      <w:pPr>
+        <w:pStyle w:val="berschrift3"/>
+      </w:pPr>
+      <w:r>
+        <w:t>5.7.5 Discovery erneut senden</w:t>
+      </w:r>
+    </w:p>
+    <w:p>
+      <w:pPr>
+        <w:spacing w:after="160"/>
+      </w:pPr>
+      <w:r>
+        <w:t>Sendet die Home-Assistant-Auto-Discovery-Konfiguration manuell erneut (z. B. nach einem Neustart des Brokers oder von Home Assistant selbst). Nach jedem erfolgreichen Verbindungsaufbau geschieht dies ohnehin automatisch.</w:t>
+      </w:r>
+    </w:p>
+    <w:p>
+      <w:pPr>
+        <w:pStyle w:val="berschrift2"/>
+      </w:pPr>
+      <w:r>
+        <w:lastRenderedPageBreak/>
+        <w:t>5.8 Hostname</w:t>
+      </w:r>
+    </w:p>
+    <w:p>
+      <w:pPr>
+        <w:spacing w:after="160"/>
+      </w:pPr>
+      <w:r>
         <w:t>Ändert den Netzwerknamen des Geräts (u. a. für die Erreichbarkeit unter http://&lt;hostname&gt;.local). Nach dem Speichern zeigt das Gerät eine Bestätigungsseite an und leitet nach 15 Sekunden automatisch zur neuen Adresse weiter. Ist das Gerät unter dem neuen Namen nicht erreichbar, bitte die aktuelle IP-Adresse verwenden (wird auf derselben Bestätigungsseite sowie im Einstellungen-Reiter angezeigt).</w:t>
       </w:r>
     </w:p>
@@ -2968,7 +2885,7 @@
         <w:pStyle w:val="berschrift2"/>
       </w:pPr>
       <w:r>
-        <w:t>5.10 Firmware-Update</w:t>
+        <w:t>5.9 Firmware-Update</w:t>
       </w:r>
     </w:p>
     <w:p>
@@ -2976,7 +2893,7 @@
         <w:spacing w:after="160"/>
       </w:pPr>
       <w:r>
-        <w:t>Über die Schaltfläche „Firmware-Update“ öffnet sich ein Dialog zur Übertragung einer neuen Firmware-Datei (.bin) direkt über den Browser (Over-the-Air-Update). Vor einem Update empfiehlt es sich, die aktuell laufende Firmware wie in Abschnitt 5.11 beschrieben zu sichern.</w:t>
+        <w:t>Über die Schaltfläche „Firmware-Update“ öffnet sich ein Dialog zur Übertragung einer neuen Firmware-Datei (.bin) direkt über den Browser (Over-the-Air-Update). Vor einem Update empfiehlt es sich, die aktuell laufende Firmware wie in Abschnitt 5.10 beschrieben zu sichern.</w:t>
       </w:r>
     </w:p>
     <w:p>
@@ -3028,7 +2945,7 @@
         <w:spacing w:after="80"/>
       </w:pPr>
       <w:r>
-        <w:t>Während der Übertragung bleibt nur die Weboberfläche aktiv; Lüftungssteuerung, Sensorik und MQTT sind währenddessen pausiert. Dabei zeigt der Browser eine Wartemeldung „Firmware wird hochgeladen und verifiziert…“ an, bis das Ergebnis feststeht.</w:t>
+        <w:t>Während der Übertragung bleibt nur die Weboberfläche aktiv; Lüftungssteuerung, Sensorik und MQTT sind währenddessen pausiert.</w:t>
       </w:r>
     </w:p>
     <w:p>
@@ -3135,7 +3052,7 @@
         <w:pStyle w:val="berschrift2"/>
       </w:pPr>
       <w:r>
-        <w:t>5.11 Firmware sichern (Backup)</w:t>
+        <w:t>5.10 Firmware sichern (Backup)</w:t>
       </w:r>
     </w:p>
     <w:p>
@@ -3143,8 +3060,40 @@
         <w:spacing w:after="160"/>
       </w:pPr>
       <w:r>
+        <w:t>Über den Link „Aktuelle Firmware sichern (Download)“ im Bereich Firmware kann die aktuell auf dem Gerät laufende Firmware als .bin-Datei heruntergeladen werden. Die heruntergeladene Datei entspricht dem Inhalt der aktiven Firmware-Partition und kann bei Bedarf über die Firmware-Update-Funktion (5.9) wieder auf das Gerät gespielt werden. Dies bietet sich insbesondere vor einem größeren Update an, um den zuvor lauffähigen Stand zurücksichern zu können.</w:t>
+      </w:r>
+    </w:p>
+    <w:p>
+      <w:pPr>
+        <w:pStyle w:val="berschrift2"/>
+      </w:pPr>
+      <w:r>
+        <w:t>5.11 Gerät neu starten</w:t>
+      </w:r>
+    </w:p>
+    <w:p>
+      <w:pPr>
+        <w:spacing w:after="160"/>
+      </w:pPr>
+      <w:r>
+        <w:t>Über die Schaltfläche „Gerät neu starten“ im Bereich „Gerät“ lässt sich ein Neustart der TaupunktLüftung auslösen, ohne das Gerät physisch vom Strom trennen zu müssen. Nach einer Sicherheitsabfrage im Browser wird der Neustart ausgelöst; die Weboberfläche zeigt einen entsprechenden Hinweis an und lädt sich automatisch neu, sobald das Gerät wieder erreichbar ist. Ein Neustart trennt kurzzeitig die MQTT-Verbindung und setzt die im Arbeitsspeicher gehaltene Verlaufshistorie (siehe 3.1) vollständig zurück.</w:t>
+      </w:r>
+    </w:p>
+    <w:p>
+      <w:pPr>
+        <w:pStyle w:val="berschrift2"/>
+      </w:pPr>
+      <w:r>
+        <w:t>5.12 WLAN neu konfigurieren</w:t>
+      </w:r>
+    </w:p>
+    <w:p>
+      <w:pPr>
+        <w:spacing w:after="160"/>
+      </w:pPr>
+      <w:r>
         <w:lastRenderedPageBreak/>
-        <w:t>Über den Link „Aktuelle Firmware sichern (Download)“ im Bereich Firmware kann die aktuell auf dem Gerät laufende Firmware als .bin-Datei heruntergeladen werden. Die heruntergeladene Datei entspricht dem Inhalt der aktiven Firmware-Partition und kann bei Bedarf über die Firmware-Update-Funktion (5.10) wieder auf das Gerät gespielt werden. Dies bietet sich insbesondere vor einem größeren Update an, um den zuvor lauffähigen Stand zurücksichern zu können.</w:t>
+        <w:t>Über die Schaltfläche „WLAN neu konfigurieren“ im Bereich „Gerät“ lassen sich ausschließlich die gespeicherten WLAN-Zugangsdaten löschen – alle übrigen Einstellungen (Schwellwerte, MQTT, Login, Historie-Konfiguration usw.) bleiben erhalten. Nach einer Sicherheitsabfrage startet das Gerät neu und öffnet danach automatisch wieder den Setup-Access-Point „TaupunktLueftung-Setup“ (siehe 2.2), über den ein neues WLAN eingerichtet werden kann. Sinnvoll z. B. nach einem Routerwechsel oder einem geänderten WLAN-Passwort, ohne das Gerät komplett neu einrichten zu müssen.</w:t>
       </w:r>
     </w:p>
     <w:p>
@@ -3152,7 +3101,7 @@
         <w:pStyle w:val="berschrift2"/>
       </w:pPr>
       <w:r>
-        <w:t>5.12 Gerät neu starten</w:t>
+        <w:t>5.13 Zugang (Login)</w:t>
       </w:r>
     </w:p>
     <w:p>
@@ -3160,15 +3109,22 @@
         <w:spacing w:after="160"/>
       </w:pPr>
       <w:r>
-        <w:t>Über die Schaltfläche „Gerät neu starten“ im Bereich „Gerät“ lässt sich ein Neustart der TaupunktLüftung auslösen, ohne das Gerät physisch vom Strom trennen zu müssen. Nach einer Sicherheitsabfrage im Browser wird der Neustart ausgelöst; die Weboberfläche zeigt einen entsprechenden Hinweis an und lädt sich automatisch neu, sobald das Gerät wieder erreichbar ist. Ein Neustart trennt kurzzeitig die MQTT-Verbindung und setzt die im Arbeitsspeicher gehaltene Verlaufshistorie (siehe 3.1) vollständig zurück.</w:t>
-      </w:r>
-    </w:p>
-    <w:p>
-      <w:pPr>
-        <w:pStyle w:val="berschrift2"/>
-      </w:pPr>
-      <w:r>
-        <w:t>5.13 WLAN neu konfigurieren</w:t>
+        <w:t>Die gesamte Weboberfläche ist durch eine Anmeldung (HTTP Basic Auth) geschützt. Nach dem ersten Flashen gelten die Standard-Zugangsdaten Benutzername „admin“ und das in secrets.h hinterlegte Passwort. Beides lässt sich hier ändern:</w:t>
+      </w:r>
+    </w:p>
+    <w:p>
+      <w:pPr>
+        <w:spacing w:after="100"/>
+      </w:pPr>
+      <w:r>
+        <w:rPr>
+          <w:b/>
+          <w:bCs/>
+        </w:rPr>
+        <w:t xml:space="preserve">Benutzername ändern: </w:t>
+      </w:r>
+      <w:r>
+        <w:t>Neuen Benutzernamen eintragen und speichern.</w:t>
       </w:r>
     </w:p>
     <w:p>
@@ -3176,77 +3132,16 @@
         <w:spacing w:after="160"/>
       </w:pPr>
       <w:r>
-        <w:t>Über die Schaltfläche „WLAN neu konfigurieren“ im Bereich „Gerät“ lassen sich die gespeicherten WLAN-Zugangsdaten löschen, ohne das Gerät physisch zurücksetzen zu müssen. Alle übrigen Einstellungen (Schwellwerte, MQTT, Zugang/Login usw.) bleiben dabei erhalten.</w:t>
-      </w:r>
-    </w:p>
-    <w:tbl>
-      <w:tblPr>
-        <w:tblW w:w="5000" w:type="pct"/>
-        <w:tblBorders>
-          <w:top w:val="single" w:sz="4" w:space="0" w:color="auto"/>
-          <w:left w:val="single" w:sz="4" w:space="0" w:color="auto"/>
-          <w:bottom w:val="single" w:sz="4" w:space="0" w:color="auto"/>
-          <w:right w:val="single" w:sz="4" w:space="0" w:color="auto"/>
-          <w:insideH w:val="single" w:sz="4" w:space="0" w:color="auto"/>
-          <w:insideV w:val="single" w:sz="4" w:space="0" w:color="auto"/>
-        </w:tblBorders>
-        <w:tblCellMar>
-          <w:left w:w="10" w:type="dxa"/>
-          <w:right w:w="10" w:type="dxa"/>
-        </w:tblCellMar>
-        <w:tblLook w:val="0000" w:firstRow="0" w:lastRow="0" w:firstColumn="0" w:lastColumn="0" w:noHBand="0" w:noVBand="0"/>
-      </w:tblPr>
-      <w:tblGrid>
-        <w:gridCol w:w="8991"/>
-      </w:tblGrid>
-      <w:tr>
-        <w:tblPrEx>
-          <w:tblCellMar>
-            <w:top w:w="0" w:type="dxa"/>
-            <w:bottom w:w="0" w:type="dxa"/>
-          </w:tblCellMar>
-        </w:tblPrEx>
-        <w:tc>
-          <w:tcPr>
-            <w:tcW w:w="0" w:type="auto"/>
-            <w:tcBorders>
-              <w:top w:val="single" w:sz="4" w:space="0" w:color="E0A800"/>
-              <w:left w:val="single" w:sz="24" w:space="0" w:color="E0A800"/>
-              <w:bottom w:val="single" w:sz="4" w:space="0" w:color="E0A800"/>
-              <w:right w:val="single" w:sz="4" w:space="0" w:color="E0A800"/>
-            </w:tcBorders>
-            <w:shd w:val="clear" w:color="auto" w:fill="FFF3CD"/>
-            <w:tcMar>
-              <w:top w:w="120" w:type="dxa"/>
-              <w:left w:w="160" w:type="dxa"/>
-              <w:bottom w:w="120" w:type="dxa"/>
-              <w:right w:w="160" w:type="dxa"/>
-            </w:tcMar>
-          </w:tcPr>
-          <w:p>
-            <w:pPr>
-              <w:spacing w:after="60"/>
-            </w:pPr>
-            <w:r>
-              <w:rPr>
-                <w:b/>
-                <w:bCs/>
-                <w:color w:val="6B5300"/>
-              </w:rPr>
-              <w:t>Hinweis</w:t>
-            </w:r>
-          </w:p>
-          <w:p>
-            <w:r>
-              <w:rPr>
-                <w:color w:val="3D3200"/>
-              </w:rPr>
-              <w:t xml:space="preserve"> Nach einer Sicherheitsabfrage im Browser löscht das Gerät die WLAN-Zugangsdaten und startet neu. Da es sich danach mit keinem bekannten WLAN mehr verbinden kann, öffnet es automatisch wieder den Setup-Access-Point „TaupunktLueftung-Setup“ – die Einrichtung läuft dann wie in Kapitel 2.2 beschrieben ab.</w:t>
-            </w:r>
-          </w:p>
-        </w:tc>
-      </w:tr>
-    </w:tbl>
+        <w:rPr>
+          <w:b/>
+          <w:bCs/>
+        </w:rPr>
+        <w:t xml:space="preserve">Passwort ändern: </w:t>
+      </w:r>
+      <w:r>
+        <w:t>Neues Passwort eintragen und im zweiten Feld bestätigen. Nach dem Speichern lädt die Seite automatisch neu, und der Browser fragt sofort nach den neuen Zugangsdaten.</w:t>
+      </w:r>
+    </w:p>
     <w:p>
       <w:pPr>
         <w:pStyle w:val="berschrift1"/>
@@ -3261,6 +3156,19 @@
       </w:pPr>
       <w:r>
         <w:t>Bei jedem Sensorzyklus (alle 5 Sekunden) werden Temperatur und Feuchte gemessen, der Taupunkt berechnet und anschließend folgende Prüfungen in genau dieser Reihenfolge durchlaufen. Sobald eine Regel greift, werden nachfolgende Regeln in diesem Zyklus nicht mehr geprüft:</w:t>
+      </w:r>
+    </w:p>
+    <w:p>
+      <w:pPr>
+        <w:pStyle w:val="Listenabsatz"/>
+        <w:numPr>
+          <w:ilvl w:val="0"/>
+          <w:numId w:val="5"/>
+        </w:numPr>
+        <w:spacing w:after="80"/>
+      </w:pPr>
+      <w:r>
+        <w:t>Sensorfehler liegt vor (Innen- oder Außenwerte ungültig) → nach einer kurzen Gnadenfrist von 15 Sekunden wird die Lüftung sicherheitshalber zwangsweise abgeschaltet, unabhängig von Mindestlaufzeit/-pause, Abbruch. Innerhalb der Gnadenfrist bleibt der bisherige Zustand unverändert, da kurze Aussetzer meist schon durch die automatische Sensor-Neuinitialisierung behoben werden.</w:t>
       </w:r>
     </w:p>
     <w:p>
@@ -3396,7 +3304,6 @@
                 <w:b/>
                 <w:bCs/>
               </w:rPr>
-              <w:lastRenderedPageBreak/>
               <w:t>Topic (nach Prefix)</w:t>
             </w:r>
           </w:p>
@@ -3486,6 +3393,7 @@
           </w:tcPr>
           <w:p>
             <w:r>
+              <w:lastRenderedPageBreak/>
               <w:t>hygro_innen</w:t>
             </w:r>
           </w:p>
@@ -3905,7 +3813,801 @@
         <w:spacing w:after="160"/>
       </w:pPr>
       <w:r>
-        <w:t>Ist MQTT aktiv, meldet das Gerät nach jedem Verbindungsaufbau automatisch alle oben genannten Werte als Sensoren bzw. binäre Sensoren unter dem eingestellten Discovery-Prefix (Standard: homeassistant/) an Home Assistant. Alle Entitäten werden dort einem gemeinsamen Gerät „TaupunktLueftung“ zugeordnet und zeigen zusätzlich den Verfügbarkeitsstatus (online/offline) an. Die Discovery-Meldung kann bei Bedarf jederzeit manuell über „MQTT Discovery erneut senden“ (5.7.4) wiederholt werden.</w:t>
+        <w:t>Ist MQTT aktiv, meldet das Gerät nach jedem Verbindungsaufbau automatisch alle oben genannten Werte als Sensoren bzw. binäre Sensoren unter dem eingestellten Discovery-Prefix (Standard: homeassistant/) an Home Assistant. Alle Entitäten werden dort einem gemeinsamen Gerät „TaupunktLueftung“ zugeordnet und zeigen zusätzlich den Verfügbarkeitsstatus (online/offline) an. Die Discovery-Meldung kann bei Bedarf jederzeit manuell über „MQTT Discovery erneut senden“ (5.7.5) wiederholt werden.</w:t>
+      </w:r>
+    </w:p>
+    <w:p>
+      <w:pPr>
+        <w:pStyle w:val="berschrift2"/>
+        <w:spacing w:after="160"/>
+      </w:pPr>
+      <w:r>
+        <w:t>7.3 Home-Assistant-Sensoren per MQTT einbinden</w:t>
+      </w:r>
+    </w:p>
+    <w:p>
+      <w:pPr>
+        <w:spacing w:after="160"/>
+      </w:pPr>
+      <w:r>
+        <w:t>Bestehende Temperatur- und Feuchtesensoren aus Home Assistant können als Sensorquelle für die TaupunktLueftung genutzt werden, ohne dass eigene Sensor-Hardware am Gerät angeschlossen ist. Dazu werden die Werte der gewünschten Home-Assistant-Entitäten über eine Automation an die von der TaupunktLueftung abonnierten MQTT-Topics gesendet.</w:t>
+      </w:r>
+    </w:p>
+    <w:p>
+      <w:pPr>
+        <w:pStyle w:val="berschrift3"/>
+      </w:pPr>
+      <w:r>
+        <w:t>7.3.1 Voraussetzungen</w:t>
+      </w:r>
+    </w:p>
+    <w:p>
+      <w:pPr>
+        <w:pStyle w:val="Listenabsatz"/>
+        <w:numPr>
+          <w:ilvl w:val="0"/>
+          <w:numId w:val="2"/>
+        </w:numPr>
+        <w:spacing w:after="80"/>
+      </w:pPr>
+      <w:r>
+        <w:t>Ein erreichbarer MQTT-Broker (z. B. das Mosquitto-Add-on in Home Assistant)</w:t>
+      </w:r>
+    </w:p>
+    <w:p>
+      <w:pPr>
+        <w:pStyle w:val="Listenabsatz"/>
+        <w:numPr>
+          <w:ilvl w:val="0"/>
+          <w:numId w:val="2"/>
+        </w:numPr>
+        <w:spacing w:after="80"/>
+      </w:pPr>
+      <w:r>
+        <w:t>Die TaupunktLueftung ist mit demselben Netzwerk verbunden und kann den Broker erreichen</w:t>
+      </w:r>
+    </w:p>
+    <w:p>
+      <w:pPr>
+        <w:spacing w:after="160"/>
+      </w:pPr>
+      <w:r>
+        <w:t>In Home Assistant existieren bereits Sensor-Entitäten für Temperatur und Luftfeuchte innen sowie außen.</w:t>
+      </w:r>
+    </w:p>
+    <w:p>
+      <w:pPr>
+        <w:pStyle w:val="berschrift3"/>
+      </w:pPr>
+      <w:r>
+        <w:t>7.3.2 MQTT auf der TaupunktLueftung einrichten</w:t>
+      </w:r>
+    </w:p>
+    <w:p>
+      <w:pPr>
+        <w:pStyle w:val="Listenabsatz"/>
+        <w:numPr>
+          <w:ilvl w:val="0"/>
+          <w:numId w:val="6"/>
+        </w:numPr>
+        <w:spacing w:after="80"/>
+      </w:pPr>
+      <w:r>
+        <w:t>Unter Einstellungen → MQTT (5.7.1) Server-Adresse, Port sowie Benutzername/Passwort des Brokers eintragen und den Schalter „MQTT aktiv“ einschalten.</w:t>
+      </w:r>
+    </w:p>
+    <w:p>
+      <w:pPr>
+        <w:pStyle w:val="Listenabsatz"/>
+        <w:numPr>
+          <w:ilvl w:val="0"/>
+          <w:numId w:val="6"/>
+        </w:numPr>
+        <w:spacing w:after="80"/>
+      </w:pPr>
+      <w:r>
+        <w:t>Unter Einstellungen → Sensorquelle (5.6) „Modus innen“ und „Modus außen“ jeweils auf „MQTT“ stellen und speichern.</w:t>
+      </w:r>
+    </w:p>
+    <w:p>
+      <w:pPr>
+        <w:pStyle w:val="Listenabsatz"/>
+        <w:numPr>
+          <w:ilvl w:val="0"/>
+          <w:numId w:val="6"/>
+        </w:numPr>
+        <w:spacing w:after="80"/>
+      </w:pPr>
+      <w:r>
+        <w:t>Unter Einstellungen → MQTT → Abonnierte Topics (5.7.3) die vier Topic-Namen notieren oder bei Bedarf anpassen. Standardmäßig sind das sensors/temp_innen, sensors/hygro_innen, sensors/temp_aussen und sensors/hygro_aussen.</w:t>
+      </w:r>
+    </w:p>
+    <w:p>
+      <w:pPr>
+        <w:pStyle w:val="berschrift3"/>
+      </w:pPr>
+      <w:r>
+        <w:lastRenderedPageBreak/>
+        <w:t>7.3.3 Automation in Home Assistant anlegen</w:t>
+      </w:r>
+    </w:p>
+    <w:p>
+      <w:pPr>
+        <w:spacing w:after="160"/>
+      </w:pPr>
+      <w:r>
+        <w:t>In Home Assistant unter Einstellungen → Automationen &amp; Szenen → Automation erstellen → Leer beginnen eine neue Automation anlegen und über „In YAML bearbeiten“ folgenden Inhalt einfügen:</w:t>
+      </w:r>
+    </w:p>
+    <w:tbl>
+      <w:tblPr>
+        <w:tblW w:w="5000" w:type="pct"/>
+        <w:tblBorders>
+          <w:top w:val="single" w:sz="4" w:space="0" w:color="C9C9C9"/>
+          <w:left w:val="single" w:sz="4" w:space="0" w:color="C9C9C9"/>
+          <w:bottom w:val="single" w:sz="4" w:space="0" w:color="C9C9C9"/>
+          <w:right w:val="single" w:sz="4" w:space="0" w:color="C9C9C9"/>
+          <w:insideH w:val="single" w:sz="4" w:space="0" w:color="C9C9C9"/>
+          <w:insideV w:val="single" w:sz="4" w:space="0" w:color="C9C9C9"/>
+        </w:tblBorders>
+        <w:tblCellMar>
+          <w:left w:w="10" w:type="dxa"/>
+          <w:right w:w="10" w:type="dxa"/>
+        </w:tblCellMar>
+        <w:tblLook w:val="0000" w:firstRow="0" w:lastRow="0" w:firstColumn="0" w:lastColumn="0" w:noHBand="0" w:noVBand="0"/>
+      </w:tblPr>
+      <w:tblGrid>
+        <w:gridCol w:w="9016"/>
+      </w:tblGrid>
+      <w:tr>
+        <w:tblPrEx>
+          <w:tblCellMar>
+            <w:top w:w="0" w:type="dxa"/>
+            <w:bottom w:w="0" w:type="dxa"/>
+          </w:tblCellMar>
+        </w:tblPrEx>
+        <w:tc>
+          <w:tcPr>
+            <w:tcW w:w="0" w:type="auto"/>
+            <w:shd w:val="clear" w:color="auto" w:fill="F5F5F5"/>
+            <w:tcMar>
+              <w:top w:w="120" w:type="dxa"/>
+              <w:left w:w="160" w:type="dxa"/>
+              <w:bottom w:w="120" w:type="dxa"/>
+              <w:right w:w="160" w:type="dxa"/>
+            </w:tcMar>
+          </w:tcPr>
+          <w:p>
+            <w:r>
+              <w:rPr>
+                <w:rFonts w:ascii="Consolas" w:hAnsi="Consolas" w:cs="Consolas"/>
+                <w:sz w:val="16"/>
+                <w:szCs w:val="16"/>
+              </w:rPr>
+              <w:t>alias: "MQTT: Sensoren an TaupunktLueftung senden"</w:t>
+            </w:r>
+          </w:p>
+          <w:p>
+            <w:r>
+              <w:rPr>
+                <w:rFonts w:ascii="Consolas" w:hAnsi="Consolas" w:cs="Consolas"/>
+                <w:sz w:val="16"/>
+                <w:szCs w:val="16"/>
+              </w:rPr>
+              <w:t>description: "Sendet Home-Assistant-Sensordaten an die TaupunktLueftung"</w:t>
+            </w:r>
+          </w:p>
+          <w:p>
+            <w:r>
+              <w:rPr>
+                <w:rFonts w:ascii="Consolas" w:hAnsi="Consolas" w:cs="Consolas"/>
+                <w:sz w:val="16"/>
+                <w:szCs w:val="16"/>
+              </w:rPr>
+              <w:t>triggers:</w:t>
+            </w:r>
+          </w:p>
+          <w:p>
+            <w:r>
+              <w:rPr>
+                <w:rFonts w:ascii="Consolas" w:hAnsi="Consolas" w:cs="Consolas"/>
+                <w:sz w:val="16"/>
+                <w:szCs w:val="16"/>
+              </w:rPr>
+              <w:t xml:space="preserve">  - trigger: state</w:t>
+            </w:r>
+          </w:p>
+          <w:p>
+            <w:r>
+              <w:rPr>
+                <w:rFonts w:ascii="Consolas" w:hAnsi="Consolas" w:cs="Consolas"/>
+                <w:sz w:val="16"/>
+                <w:szCs w:val="16"/>
+              </w:rPr>
+              <w:t xml:space="preserve">    entity_id: sensor.innen_temperatur</w:t>
+            </w:r>
+          </w:p>
+          <w:p>
+            <w:r>
+              <w:rPr>
+                <w:rFonts w:ascii="Consolas" w:hAnsi="Consolas" w:cs="Consolas"/>
+                <w:sz w:val="16"/>
+                <w:szCs w:val="16"/>
+              </w:rPr>
+              <w:t xml:space="preserve">    id: temp_innen</w:t>
+            </w:r>
+          </w:p>
+          <w:p>
+            <w:r>
+              <w:rPr>
+                <w:rFonts w:ascii="Consolas" w:hAnsi="Consolas" w:cs="Consolas"/>
+                <w:sz w:val="16"/>
+                <w:szCs w:val="16"/>
+              </w:rPr>
+              <w:t xml:space="preserve">  - trigger: state</w:t>
+            </w:r>
+          </w:p>
+          <w:p>
+            <w:r>
+              <w:rPr>
+                <w:rFonts w:ascii="Consolas" w:hAnsi="Consolas" w:cs="Consolas"/>
+                <w:sz w:val="16"/>
+                <w:szCs w:val="16"/>
+              </w:rPr>
+              <w:t xml:space="preserve">    entity_id: sensor.innen_feuchte</w:t>
+            </w:r>
+          </w:p>
+          <w:p>
+            <w:r>
+              <w:rPr>
+                <w:rFonts w:ascii="Consolas" w:hAnsi="Consolas" w:cs="Consolas"/>
+                <w:sz w:val="16"/>
+                <w:szCs w:val="16"/>
+              </w:rPr>
+              <w:t xml:space="preserve">    id: hygro_innen</w:t>
+            </w:r>
+          </w:p>
+          <w:p>
+            <w:r>
+              <w:rPr>
+                <w:rFonts w:ascii="Consolas" w:hAnsi="Consolas" w:cs="Consolas"/>
+                <w:sz w:val="16"/>
+                <w:szCs w:val="16"/>
+              </w:rPr>
+              <w:t xml:space="preserve">  - trigger: state</w:t>
+            </w:r>
+          </w:p>
+          <w:p>
+            <w:r>
+              <w:rPr>
+                <w:rFonts w:ascii="Consolas" w:hAnsi="Consolas" w:cs="Consolas"/>
+                <w:sz w:val="16"/>
+                <w:szCs w:val="16"/>
+              </w:rPr>
+              <w:t xml:space="preserve">    entity_id: sensor.aussen_temperatur</w:t>
+            </w:r>
+          </w:p>
+          <w:p>
+            <w:r>
+              <w:rPr>
+                <w:rFonts w:ascii="Consolas" w:hAnsi="Consolas" w:cs="Consolas"/>
+                <w:sz w:val="16"/>
+                <w:szCs w:val="16"/>
+              </w:rPr>
+              <w:t xml:space="preserve">    id: temp_aussen</w:t>
+            </w:r>
+          </w:p>
+          <w:p>
+            <w:r>
+              <w:rPr>
+                <w:rFonts w:ascii="Consolas" w:hAnsi="Consolas" w:cs="Consolas"/>
+                <w:sz w:val="16"/>
+                <w:szCs w:val="16"/>
+              </w:rPr>
+              <w:t xml:space="preserve">  - trigger: state</w:t>
+            </w:r>
+          </w:p>
+          <w:p>
+            <w:r>
+              <w:rPr>
+                <w:rFonts w:ascii="Consolas" w:hAnsi="Consolas" w:cs="Consolas"/>
+                <w:sz w:val="16"/>
+                <w:szCs w:val="16"/>
+              </w:rPr>
+              <w:t xml:space="preserve">    entity_id: sensor.aussen_feuchte</w:t>
+            </w:r>
+          </w:p>
+          <w:p>
+            <w:r>
+              <w:rPr>
+                <w:rFonts w:ascii="Consolas" w:hAnsi="Consolas" w:cs="Consolas"/>
+                <w:sz w:val="16"/>
+                <w:szCs w:val="16"/>
+              </w:rPr>
+              <w:t xml:space="preserve">    id: hygro_aussen</w:t>
+            </w:r>
+          </w:p>
+          <w:p>
+            <w:r>
+              <w:rPr>
+                <w:rFonts w:ascii="Consolas" w:hAnsi="Consolas" w:cs="Consolas"/>
+                <w:sz w:val="16"/>
+                <w:szCs w:val="16"/>
+              </w:rPr>
+              <w:t>conditions: []</w:t>
+            </w:r>
+          </w:p>
+          <w:p>
+            <w:r>
+              <w:rPr>
+                <w:rFonts w:ascii="Consolas" w:hAnsi="Consolas" w:cs="Consolas"/>
+                <w:sz w:val="16"/>
+                <w:szCs w:val="16"/>
+              </w:rPr>
+              <w:t>actions:</w:t>
+            </w:r>
+          </w:p>
+          <w:p>
+            <w:r>
+              <w:rPr>
+                <w:rFonts w:ascii="Consolas" w:hAnsi="Consolas" w:cs="Consolas"/>
+                <w:sz w:val="16"/>
+                <w:szCs w:val="16"/>
+              </w:rPr>
+              <w:t xml:space="preserve">  - choose:</w:t>
+            </w:r>
+          </w:p>
+          <w:p>
+            <w:r>
+              <w:rPr>
+                <w:rFonts w:ascii="Consolas" w:hAnsi="Consolas" w:cs="Consolas"/>
+                <w:sz w:val="16"/>
+                <w:szCs w:val="16"/>
+              </w:rPr>
+              <w:t xml:space="preserve">      - conditions:</w:t>
+            </w:r>
+          </w:p>
+          <w:p>
+            <w:r>
+              <w:rPr>
+                <w:rFonts w:ascii="Consolas" w:hAnsi="Consolas" w:cs="Consolas"/>
+                <w:sz w:val="16"/>
+                <w:szCs w:val="16"/>
+              </w:rPr>
+              <w:t xml:space="preserve">          - condition: trigger</w:t>
+            </w:r>
+          </w:p>
+          <w:p>
+            <w:r>
+              <w:rPr>
+                <w:rFonts w:ascii="Consolas" w:hAnsi="Consolas" w:cs="Consolas"/>
+                <w:sz w:val="16"/>
+                <w:szCs w:val="16"/>
+              </w:rPr>
+              <w:t xml:space="preserve">            id: temp_innen</w:t>
+            </w:r>
+          </w:p>
+          <w:p>
+            <w:r>
+              <w:rPr>
+                <w:rFonts w:ascii="Consolas" w:hAnsi="Consolas" w:cs="Consolas"/>
+                <w:sz w:val="16"/>
+                <w:szCs w:val="16"/>
+              </w:rPr>
+              <w:t xml:space="preserve">        sequence:</w:t>
+            </w:r>
+          </w:p>
+          <w:p>
+            <w:r>
+              <w:rPr>
+                <w:rFonts w:ascii="Consolas" w:hAnsi="Consolas" w:cs="Consolas"/>
+                <w:sz w:val="16"/>
+                <w:szCs w:val="16"/>
+              </w:rPr>
+              <w:t xml:space="preserve">          - action: mqtt.publish</w:t>
+            </w:r>
+          </w:p>
+          <w:p>
+            <w:r>
+              <w:rPr>
+                <w:rFonts w:ascii="Consolas" w:hAnsi="Consolas" w:cs="Consolas"/>
+                <w:sz w:val="16"/>
+                <w:szCs w:val="16"/>
+              </w:rPr>
+              <w:t xml:space="preserve">            data:</w:t>
+            </w:r>
+          </w:p>
+          <w:p>
+            <w:r>
+              <w:rPr>
+                <w:rFonts w:ascii="Consolas" w:hAnsi="Consolas" w:cs="Consolas"/>
+                <w:sz w:val="16"/>
+                <w:szCs w:val="16"/>
+              </w:rPr>
+              <w:t xml:space="preserve">              topic: "sensors/temp_innen"</w:t>
+            </w:r>
+          </w:p>
+          <w:p>
+            <w:r>
+              <w:rPr>
+                <w:rFonts w:ascii="Consolas" w:hAnsi="Consolas" w:cs="Consolas"/>
+                <w:sz w:val="16"/>
+                <w:szCs w:val="16"/>
+              </w:rPr>
+              <w:t xml:space="preserve">              payload: "{{ trigger.to_state.state }}"</w:t>
+            </w:r>
+          </w:p>
+          <w:p>
+            <w:r>
+              <w:rPr>
+                <w:rFonts w:ascii="Consolas" w:hAnsi="Consolas" w:cs="Consolas"/>
+                <w:sz w:val="16"/>
+                <w:szCs w:val="16"/>
+              </w:rPr>
+              <w:t xml:space="preserve">              retain: false</w:t>
+            </w:r>
+          </w:p>
+          <w:p>
+            <w:r>
+              <w:rPr>
+                <w:rFonts w:ascii="Consolas" w:hAnsi="Consolas" w:cs="Consolas"/>
+                <w:sz w:val="16"/>
+                <w:szCs w:val="16"/>
+              </w:rPr>
+              <w:t xml:space="preserve">      - conditions:</w:t>
+            </w:r>
+          </w:p>
+          <w:p>
+            <w:r>
+              <w:rPr>
+                <w:rFonts w:ascii="Consolas" w:hAnsi="Consolas" w:cs="Consolas"/>
+                <w:sz w:val="16"/>
+                <w:szCs w:val="16"/>
+              </w:rPr>
+              <w:t xml:space="preserve">          - condition: trigger</w:t>
+            </w:r>
+          </w:p>
+          <w:p>
+            <w:r>
+              <w:rPr>
+                <w:rFonts w:ascii="Consolas" w:hAnsi="Consolas" w:cs="Consolas"/>
+                <w:sz w:val="16"/>
+                <w:szCs w:val="16"/>
+              </w:rPr>
+              <w:t xml:space="preserve">            id: hygro_innen</w:t>
+            </w:r>
+          </w:p>
+          <w:p>
+            <w:r>
+              <w:rPr>
+                <w:rFonts w:ascii="Consolas" w:hAnsi="Consolas" w:cs="Consolas"/>
+                <w:sz w:val="16"/>
+                <w:szCs w:val="16"/>
+              </w:rPr>
+              <w:t xml:space="preserve">        sequence:</w:t>
+            </w:r>
+          </w:p>
+          <w:p>
+            <w:r>
+              <w:rPr>
+                <w:rFonts w:ascii="Consolas" w:hAnsi="Consolas" w:cs="Consolas"/>
+                <w:sz w:val="16"/>
+                <w:szCs w:val="16"/>
+              </w:rPr>
+              <w:t xml:space="preserve">          - action: mqtt.publish</w:t>
+            </w:r>
+          </w:p>
+          <w:p>
+            <w:r>
+              <w:rPr>
+                <w:rFonts w:ascii="Consolas" w:hAnsi="Consolas" w:cs="Consolas"/>
+                <w:sz w:val="16"/>
+                <w:szCs w:val="16"/>
+              </w:rPr>
+              <w:t xml:space="preserve">            data:</w:t>
+            </w:r>
+          </w:p>
+          <w:p>
+            <w:r>
+              <w:rPr>
+                <w:rFonts w:ascii="Consolas" w:hAnsi="Consolas" w:cs="Consolas"/>
+                <w:sz w:val="16"/>
+                <w:szCs w:val="16"/>
+              </w:rPr>
+              <w:t xml:space="preserve">              topic: "sensors/hygro_innen"</w:t>
+            </w:r>
+          </w:p>
+          <w:p>
+            <w:r>
+              <w:rPr>
+                <w:rFonts w:ascii="Consolas" w:hAnsi="Consolas" w:cs="Consolas"/>
+                <w:sz w:val="16"/>
+                <w:szCs w:val="16"/>
+              </w:rPr>
+              <w:t xml:space="preserve">              payload: "{{ trigger.to_state.state }}"</w:t>
+            </w:r>
+          </w:p>
+          <w:p>
+            <w:r>
+              <w:rPr>
+                <w:rFonts w:ascii="Consolas" w:hAnsi="Consolas" w:cs="Consolas"/>
+                <w:sz w:val="16"/>
+                <w:szCs w:val="16"/>
+              </w:rPr>
+              <w:t xml:space="preserve">              retain: false</w:t>
+            </w:r>
+          </w:p>
+          <w:p>
+            <w:r>
+              <w:rPr>
+                <w:rFonts w:ascii="Consolas" w:hAnsi="Consolas" w:cs="Consolas"/>
+                <w:sz w:val="16"/>
+                <w:szCs w:val="16"/>
+              </w:rPr>
+              <w:t xml:space="preserve">      - conditions:</w:t>
+            </w:r>
+          </w:p>
+          <w:p>
+            <w:r>
+              <w:rPr>
+                <w:rFonts w:ascii="Consolas" w:hAnsi="Consolas" w:cs="Consolas"/>
+                <w:sz w:val="16"/>
+                <w:szCs w:val="16"/>
+              </w:rPr>
+              <w:t xml:space="preserve">          - condition: trigger</w:t>
+            </w:r>
+          </w:p>
+          <w:p>
+            <w:r>
+              <w:rPr>
+                <w:rFonts w:ascii="Consolas" w:hAnsi="Consolas" w:cs="Consolas"/>
+                <w:sz w:val="16"/>
+                <w:szCs w:val="16"/>
+              </w:rPr>
+              <w:t xml:space="preserve">            id: temp_aussen</w:t>
+            </w:r>
+          </w:p>
+          <w:p>
+            <w:r>
+              <w:rPr>
+                <w:rFonts w:ascii="Consolas" w:hAnsi="Consolas" w:cs="Consolas"/>
+                <w:sz w:val="16"/>
+                <w:szCs w:val="16"/>
+              </w:rPr>
+              <w:t xml:space="preserve">        sequence:</w:t>
+            </w:r>
+          </w:p>
+          <w:p>
+            <w:r>
+              <w:rPr>
+                <w:rFonts w:ascii="Consolas" w:hAnsi="Consolas" w:cs="Consolas"/>
+                <w:sz w:val="16"/>
+                <w:szCs w:val="16"/>
+              </w:rPr>
+              <w:t xml:space="preserve">          - action: mqtt.publish</w:t>
+            </w:r>
+          </w:p>
+          <w:p>
+            <w:r>
+              <w:rPr>
+                <w:rFonts w:ascii="Consolas" w:hAnsi="Consolas" w:cs="Consolas"/>
+                <w:sz w:val="16"/>
+                <w:szCs w:val="16"/>
+              </w:rPr>
+              <w:t xml:space="preserve">            data:</w:t>
+            </w:r>
+          </w:p>
+          <w:p>
+            <w:r>
+              <w:rPr>
+                <w:rFonts w:ascii="Consolas" w:hAnsi="Consolas" w:cs="Consolas"/>
+                <w:sz w:val="16"/>
+                <w:szCs w:val="16"/>
+              </w:rPr>
+              <w:t xml:space="preserve">              topic: "sensors/temp_aussen"</w:t>
+            </w:r>
+          </w:p>
+          <w:p>
+            <w:r>
+              <w:rPr>
+                <w:rFonts w:ascii="Consolas" w:hAnsi="Consolas" w:cs="Consolas"/>
+                <w:sz w:val="16"/>
+                <w:szCs w:val="16"/>
+              </w:rPr>
+              <w:t xml:space="preserve">              payload: "{{ trigger.to_state.state }}"</w:t>
+            </w:r>
+          </w:p>
+          <w:p>
+            <w:r>
+              <w:rPr>
+                <w:rFonts w:ascii="Consolas" w:hAnsi="Consolas" w:cs="Consolas"/>
+                <w:sz w:val="16"/>
+                <w:szCs w:val="16"/>
+              </w:rPr>
+              <w:t xml:space="preserve">              retain: false</w:t>
+            </w:r>
+          </w:p>
+          <w:p>
+            <w:r>
+              <w:rPr>
+                <w:rFonts w:ascii="Consolas" w:hAnsi="Consolas" w:cs="Consolas"/>
+                <w:sz w:val="16"/>
+                <w:szCs w:val="16"/>
+              </w:rPr>
+              <w:t xml:space="preserve">      - conditions:</w:t>
+            </w:r>
+          </w:p>
+          <w:p>
+            <w:r>
+              <w:rPr>
+                <w:rFonts w:ascii="Consolas" w:hAnsi="Consolas" w:cs="Consolas"/>
+                <w:sz w:val="16"/>
+                <w:szCs w:val="16"/>
+              </w:rPr>
+              <w:t xml:space="preserve">          - condition: trigger</w:t>
+            </w:r>
+          </w:p>
+          <w:p>
+            <w:r>
+              <w:rPr>
+                <w:rFonts w:ascii="Consolas" w:hAnsi="Consolas" w:cs="Consolas"/>
+                <w:sz w:val="16"/>
+                <w:szCs w:val="16"/>
+              </w:rPr>
+              <w:t xml:space="preserve">            id: hygro_aussen</w:t>
+            </w:r>
+          </w:p>
+          <w:p>
+            <w:r>
+              <w:rPr>
+                <w:rFonts w:ascii="Consolas" w:hAnsi="Consolas" w:cs="Consolas"/>
+                <w:sz w:val="16"/>
+                <w:szCs w:val="16"/>
+              </w:rPr>
+              <w:t xml:space="preserve">        sequence:</w:t>
+            </w:r>
+          </w:p>
+          <w:p>
+            <w:r>
+              <w:rPr>
+                <w:rFonts w:ascii="Consolas" w:hAnsi="Consolas" w:cs="Consolas"/>
+                <w:sz w:val="16"/>
+                <w:szCs w:val="16"/>
+              </w:rPr>
+              <w:t xml:space="preserve">          - action: mqtt.publish</w:t>
+            </w:r>
+          </w:p>
+          <w:p>
+            <w:r>
+              <w:rPr>
+                <w:rFonts w:ascii="Consolas" w:hAnsi="Consolas" w:cs="Consolas"/>
+                <w:sz w:val="16"/>
+                <w:szCs w:val="16"/>
+              </w:rPr>
+              <w:t xml:space="preserve">            data:</w:t>
+            </w:r>
+          </w:p>
+          <w:p>
+            <w:r>
+              <w:rPr>
+                <w:rFonts w:ascii="Consolas" w:hAnsi="Consolas" w:cs="Consolas"/>
+                <w:sz w:val="16"/>
+                <w:szCs w:val="16"/>
+              </w:rPr>
+              <w:t xml:space="preserve">              topic: "sensors/hygro_aussen"</w:t>
+            </w:r>
+          </w:p>
+          <w:p>
+            <w:r>
+              <w:rPr>
+                <w:rFonts w:ascii="Consolas" w:hAnsi="Consolas" w:cs="Consolas"/>
+                <w:sz w:val="16"/>
+                <w:szCs w:val="16"/>
+              </w:rPr>
+              <w:t xml:space="preserve">              payload: "{{ trigger.to_state.state }}"</w:t>
+            </w:r>
+          </w:p>
+          <w:p>
+            <w:r>
+              <w:rPr>
+                <w:rFonts w:ascii="Consolas" w:hAnsi="Consolas" w:cs="Consolas"/>
+                <w:sz w:val="16"/>
+                <w:szCs w:val="16"/>
+              </w:rPr>
+              <w:t xml:space="preserve">              retain: false</w:t>
+            </w:r>
+          </w:p>
+          <w:p>
+            <w:r>
+              <w:rPr>
+                <w:rFonts w:ascii="Consolas" w:hAnsi="Consolas" w:cs="Consolas"/>
+                <w:sz w:val="16"/>
+                <w:szCs w:val="16"/>
+              </w:rPr>
+              <w:t>mode: parallel</w:t>
+            </w:r>
+          </w:p>
+        </w:tc>
+      </w:tr>
+    </w:tbl>
+    <w:p>
+      <w:pPr>
+        <w:spacing w:before="160" w:after="100"/>
+      </w:pPr>
+      <w:r>
+        <w:t>Vor der Verwendung sind folgende Anpassungen nötig:</w:t>
+      </w:r>
+    </w:p>
+    <w:p>
+      <w:pPr>
+        <w:pStyle w:val="Listenabsatz"/>
+        <w:numPr>
+          <w:ilvl w:val="0"/>
+          <w:numId w:val="2"/>
+        </w:numPr>
+        <w:spacing w:after="80"/>
+      </w:pPr>
+      <w:r>
+        <w:t>Die vier Platzhalter-Entity-IDs (sensor.innen_temperatur usw.) durch die tatsächlichen Entity-IDs ersetzen. Diese lassen sich unter Entwicklerwerkzeuge → Zustände nachschlagen.</w:t>
+      </w:r>
+    </w:p>
+    <w:p>
+      <w:pPr>
+        <w:pStyle w:val="Listenabsatz"/>
+        <w:numPr>
+          <w:ilvl w:val="0"/>
+          <w:numId w:val="2"/>
+        </w:numPr>
+        <w:spacing w:after="80"/>
+      </w:pPr>
+      <w:r>
+        <w:t>Falls in Schritt 7.3.2 abweichende Topic-Namen konfiguriert wurden, müssen die topic-Werte in der Automation entsprechend angepasst werden.</w:t>
+      </w:r>
+    </w:p>
+    <w:p>
+      <w:pPr>
+        <w:spacing w:after="160"/>
+      </w:pPr>
+      <w:r>
+        <w:t xml:space="preserve">Die Werte werden bewusst nicht dauerhaft beim Broker vorgehalten (retain: false). Nach einem Neustart der TaupunktLueftung liegen so lange keine Werte vor, bis sich einer der Quell-Sensoren </w:t>
+      </w:r>
+      <w:r>
+        <w:lastRenderedPageBreak/>
+        <w:t>das nächste Mal ändert und die Automation erneut auslöst. In dieser Zeit zeigt die TaupunktLueftung korrekt einen Sensorfehler an, statt möglicherweise veraltete Werte unbemerkt als aktuell zu behandeln.</w:t>
+      </w:r>
+    </w:p>
+    <w:p>
+      <w:pPr>
+        <w:pStyle w:val="berschrift3"/>
+      </w:pPr>
+      <w:r>
+        <w:t>7.3.4 Verbindung prüfen</w:t>
+      </w:r>
+    </w:p>
+    <w:p>
+      <w:pPr>
+        <w:pStyle w:val="Listenabsatz"/>
+        <w:numPr>
+          <w:ilvl w:val="0"/>
+          <w:numId w:val="2"/>
+        </w:numPr>
+        <w:spacing w:after="80"/>
+      </w:pPr>
+      <w:r>
+        <w:t>In Home Assistant unter Entwicklerwerkzeuge → MQTT das Topic sensors/# abonnieren. Bei einer Zustandsänderung der verknüpften Sensoren sollten die entsprechenden Werte dort erscheinen.</w:t>
+      </w:r>
+    </w:p>
+    <w:p>
+      <w:pPr>
+        <w:pStyle w:val="Listenabsatz"/>
+        <w:numPr>
+          <w:ilvl w:val="0"/>
+          <w:numId w:val="2"/>
+        </w:numPr>
+        <w:spacing w:after="80"/>
+      </w:pPr>
+      <w:r>
+        <w:t>Im Dashboard der TaupunktLueftung prüfen, ob die Werte für Innen- und Außentemperatur sowie Luftfeuchtigkeit übernommen werden.</w:t>
       </w:r>
     </w:p>
     <w:p>
@@ -4033,7 +4735,7 @@
               <w:rPr>
                 <w:color w:val="3D3200"/>
               </w:rPr>
-              <w:t xml:space="preserve"> Hält ein Sensorfehler (innen oder außen) länger als 15 Sekunden ununterbrochen an, schaltet die Steuerung die Lüftung automatisch zwangsweise ab (Fail-Safe) und hält sie ausgeschaltet, bis wieder gültige Messwerte von beiden Sensoren vorliegen. Innerhalb dieser 15 Sekunden bleibt das Relais zunächst in seinem letzten Schaltzustand, um kurze Aussetzer (z. B. einen einzelnen I²C-Lesefehler) nicht sofort mit einer Abschaltung zu quittieren.</w:t>
+              <w:t xml:space="preserve"> Solange ein Sensorfehler besteht, pausiert die automatische Lüftungssteuerung – das Relais behält jedoch seinen letzten Schaltzustand bei und wird nicht automatisch abgeschaltet. Bei einem Sensorausfall sollte der Lüftungszustand daher manuell überprüft werden.</w:t>
             </w:r>
           </w:p>
         </w:tc>
@@ -4049,7 +4751,6 @@
         <w:pStyle w:val="berschrift2"/>
       </w:pPr>
       <w:r>
-        <w:lastRenderedPageBreak/>
         <w:t>8.2 Weboberfläche nicht erreichbar</w:t>
       </w:r>
     </w:p>
@@ -4170,7 +4871,8 @@
         <w:spacing w:after="80"/>
       </w:pPr>
       <w:r>
-        <w:t>Mindestlaufzeit/Mindestpause (5.5) beachten – diese wirken nur im klassischen Modus (siehe 5.5).</w:t>
+        <w:lastRenderedPageBreak/>
+        <w:t>Mindestlaufzeit/Mindestpause (5.5) beachten – diese wirken nur im klassischen Modus und werden nach einem Neustart auf die Werkswerte zurückgesetzt (siehe Hinweis in 5.5).</w:t>
       </w:r>
     </w:p>
     <w:p>
@@ -4794,7 +5496,6 @@
           </w:tcPr>
           <w:p>
             <w:r>
-              <w:lastRenderedPageBreak/>
               <w:t>Standard-Discovery-Prefix</w:t>
             </w:r>
           </w:p>
@@ -4869,20 +5570,34 @@
         <w:tc>
           <w:tcPr>
             <w:tcW w:w="4600" w:type="dxa"/>
-          </w:tcPr>
-          <w:p>
-            <w:r>
-              <w:t>Standard-Webinterface-Benutzername</w:t>
+            <w:tcMar>
+              <w:top w:w="80" w:type="dxa"/>
+              <w:left w:w="100" w:type="dxa"/>
+              <w:bottom w:w="80" w:type="dxa"/>
+              <w:right w:w="100" w:type="dxa"/>
+            </w:tcMar>
+            <w:vAlign w:val="center"/>
+          </w:tcPr>
+          <w:p>
+            <w:r>
+              <w:t>Fail-Safe-Gnadenfrist bei Sensorfehler</w:t>
             </w:r>
           </w:p>
         </w:tc>
         <w:tc>
           <w:tcPr>
             <w:tcW w:w="4800" w:type="dxa"/>
-          </w:tcPr>
-          <w:p>
-            <w:r>
-              <w:t>admin</w:t>
+            <w:tcMar>
+              <w:top w:w="80" w:type="dxa"/>
+              <w:left w:w="100" w:type="dxa"/>
+              <w:bottom w:w="80" w:type="dxa"/>
+              <w:right w:w="100" w:type="dxa"/>
+            </w:tcMar>
+            <w:vAlign w:val="center"/>
+          </w:tcPr>
+          <w:p>
+            <w:r>
+              <w:t>15 Sekunden</w:t>
             </w:r>
           </w:p>
         </w:tc>
@@ -4897,48 +5612,34 @@
         <w:tc>
           <w:tcPr>
             <w:tcW w:w="4600" w:type="dxa"/>
-          </w:tcPr>
-          <w:p>
-            <w:r>
-              <w:t>Web-Login</w:t>
+            <w:tcMar>
+              <w:top w:w="80" w:type="dxa"/>
+              <w:left w:w="100" w:type="dxa"/>
+              <w:bottom w:w="80" w:type="dxa"/>
+              <w:right w:w="100" w:type="dxa"/>
+            </w:tcMar>
+            <w:vAlign w:val="center"/>
+          </w:tcPr>
+          <w:p>
+            <w:r>
+              <w:t>Standard-Login (Webinterface)</w:t>
             </w:r>
           </w:p>
         </w:tc>
         <w:tc>
           <w:tcPr>
             <w:tcW w:w="4800" w:type="dxa"/>
-          </w:tcPr>
-          <w:p>
-            <w:r>
-              <w:t>HTTP-Basic-Auth (unverschlüsseltes HTTP, kein TLS)</w:t>
-            </w:r>
-          </w:p>
-        </w:tc>
-      </w:tr>
-      <w:tr>
-        <w:tblPrEx>
-          <w:tblCellMar>
-            <w:top w:w="0" w:type="dxa"/>
-            <w:bottom w:w="0" w:type="dxa"/>
-          </w:tblCellMar>
-        </w:tblPrEx>
-        <w:tc>
-          <w:tcPr>
-            <w:tcW w:w="4600" w:type="dxa"/>
-          </w:tcPr>
-          <w:p>
-            <w:r>
-              <w:t>Fail-Safe-Abschaltung bei Sensorfehler</w:t>
-            </w:r>
-          </w:p>
-        </w:tc>
-        <w:tc>
-          <w:tcPr>
-            <w:tcW w:w="4800" w:type="dxa"/>
-          </w:tcPr>
-          <w:p>
-            <w:r>
-              <w:t>nach 15 Sekunden ununterbrochenem Fehler</w:t>
+            <w:tcMar>
+              <w:top w:w="80" w:type="dxa"/>
+              <w:left w:w="100" w:type="dxa"/>
+              <w:bottom w:w="80" w:type="dxa"/>
+              <w:right w:w="100" w:type="dxa"/>
+            </w:tcMar>
+            <w:vAlign w:val="center"/>
+          </w:tcPr>
+          <w:p>
+            <w:r>
+              <w:t>admin / Passwort aus secrets.h</w:t>
             </w:r>
           </w:p>
         </w:tc>
@@ -4973,262 +5674,262 @@
 <file path=word/numbering.xml><?xml version="1.0" encoding="utf-8"?>
 <w:numbering xmlns:wpc="http://schemas.microsoft.com/office/word/2010/wordprocessingCanvas" xmlns:cx="http://schemas.microsoft.com/office/drawing/2014/chartex" xmlns:cx1="http://schemas.microsoft.com/office/drawing/2015/9/8/chartex" xmlns:cx2="http://schemas.microsoft.com/office/drawing/2015/10/21/chartex" xmlns:cx3="http://schemas.microsoft.com/office/drawing/2016/5/9/chartex" xmlns:cx4="http://schemas.microsoft.com/office/drawing/2016/5/10/chartex" xmlns:cx5="http://schemas.microsoft.com/office/drawing/2016/5/11/chartex" xmlns:cx6="http://schemas.microsoft.com/office/drawing/2016/5/12/chartex" xmlns:cx7="http://schemas.microsoft.com/office/drawing/2016/5/13/chartex" xmlns:cx8="http://schemas.microsoft.com/office/drawing/2016/5/14/chartex" xmlns:mc="http://schemas.openxmlformats.org/markup-compatibility/2006" xmlns:m="http://schemas.openxmlformats.org/officeDocument/2006/math" xmlns:aink="http://schemas.microsoft.com/office/drawing/2016/ink" xmlns:am3d="http://schemas.microsoft.com/office/drawing/2017/model3d" xmlns:oel="http://schemas.microsoft.com/office/2019/extlst" xmlns:r="http://schemas.openxmlformats.org/officeDocument/2006/relationships" xmlns:wp14="http://schemas.microsoft.com/office/word/2010/wordprocessingDrawing" xmlns:wp="http://schemas.openxmlformats.org/drawingml/2006/wordprocessingDrawing" xmlns:wpg="http://schemas.microsoft.com/office/word/2010/wordprocessingGroup" xmlns:wpi="http://schemas.microsoft.com/office/word/2010/wordprocessingInk" xmlns:wps="http://schemas.microsoft.com/office/word/2010/wordprocessingShape" xmlns:o="urn:schemas-microsoft-com:office:office" xmlns:v="urn:schemas-microsoft-com:vml" xmlns:w10="urn:schemas-microsoft-com:office:word" xmlns:w="http://schemas.openxmlformats.org/wordprocessingml/2006/main" xmlns:w14="http://schemas.microsoft.com/office/word/2010/wordml" xmlns:w15="http://schemas.microsoft.com/office/word/2012/wordml" xmlns:w16cex="http://schemas.microsoft.com/office/word/2018/wordml/cex" xmlns:w16cid="http://schemas.microsoft.com/office/word/2016/wordml/cid" xmlns:w16="http://schemas.microsoft.com/office/word/2018/wordml" xmlns:w16sdtdh="http://schemas.microsoft.com/office/word/2020/wordml/sdtdatahash" xmlns:w16sdtfl="http://schemas.microsoft.com/office/word/2024/wordml/sdtformatlock" xmlns:w16se="http://schemas.microsoft.com/office/word/2015/wordml/symex" xmlns:w16du="http://schemas.microsoft.com/office/word/2023/wordml/word16du" xmlns:wne="http://schemas.microsoft.com/office/word/2006/wordml" mc:Ignorable="w14 w15 w16se w16cid w16 w16cex w16sdtdh w16sdtfl w16du wp14">
   <w:abstractNum w:abstractNumId="0" w15:restartNumberingAfterBreak="0">
-    <w:nsid w:val="1B7E74DA"/>
+    <w:nsid w:val="070A3E3B"/>
     <w:multiLevelType w:val="hybridMultilevel"/>
-    <w:tmpl w:val="3200AD3C"/>
-    <w:lvl w:ilvl="0" w:tplc="683080A8">
+    <w:tmpl w:val="2A405F7E"/>
+    <w:lvl w:ilvl="0" w:tplc="D930B572">
       <w:start w:val="1"/>
-      <w:numFmt w:val="bullet"/>
-      <w:lvlText w:val="●"/>
+      <w:numFmt w:val="decimal"/>
+      <w:lvlText w:val="%1."/>
       <w:lvlJc w:val="left"/>
       <w:pPr>
-        <w:ind w:left="720" w:hanging="360"/>
+        <w:ind w:left="460" w:hanging="260"/>
       </w:pPr>
     </w:lvl>
-    <w:lvl w:ilvl="1" w:tplc="4F200ECC">
-      <w:start w:val="1"/>
-      <w:numFmt w:val="bullet"/>
-      <w:lvlText w:val="○"/>
-      <w:lvlJc w:val="left"/>
-      <w:pPr>
-        <w:ind w:left="1440" w:hanging="360"/>
-      </w:pPr>
-    </w:lvl>
-    <w:lvl w:ilvl="2" w:tplc="19ECF70C">
-      <w:start w:val="1"/>
-      <w:numFmt w:val="bullet"/>
-      <w:lvlText w:val="■"/>
-      <w:lvlJc w:val="left"/>
-      <w:pPr>
-        <w:ind w:left="2160" w:hanging="360"/>
-      </w:pPr>
-    </w:lvl>
-    <w:lvl w:ilvl="3" w:tplc="2C68FBE2">
-      <w:start w:val="1"/>
-      <w:numFmt w:val="bullet"/>
-      <w:lvlText w:val="●"/>
-      <w:lvlJc w:val="left"/>
-      <w:pPr>
-        <w:ind w:left="2880" w:hanging="360"/>
-      </w:pPr>
-    </w:lvl>
-    <w:lvl w:ilvl="4" w:tplc="C644D66C">
-      <w:start w:val="1"/>
-      <w:numFmt w:val="bullet"/>
-      <w:lvlText w:val="○"/>
-      <w:lvlJc w:val="left"/>
-      <w:pPr>
-        <w:ind w:left="3600" w:hanging="360"/>
-      </w:pPr>
-    </w:lvl>
-    <w:lvl w:ilvl="5" w:tplc="851C2698">
-      <w:start w:val="1"/>
-      <w:numFmt w:val="bullet"/>
-      <w:lvlText w:val="■"/>
-      <w:lvlJc w:val="left"/>
-      <w:pPr>
-        <w:ind w:left="4320" w:hanging="360"/>
-      </w:pPr>
-    </w:lvl>
-    <w:lvl w:ilvl="6" w:tplc="13FC23D4">
-      <w:start w:val="1"/>
-      <w:numFmt w:val="bullet"/>
-      <w:lvlText w:val="●"/>
-      <w:lvlJc w:val="left"/>
-      <w:pPr>
-        <w:ind w:left="5040" w:hanging="360"/>
-      </w:pPr>
-    </w:lvl>
-    <w:lvl w:ilvl="7" w:tplc="FE6056EE">
-      <w:start w:val="1"/>
-      <w:numFmt w:val="bullet"/>
-      <w:lvlText w:val="●"/>
-      <w:lvlJc w:val="left"/>
-      <w:pPr>
-        <w:ind w:left="5760" w:hanging="360"/>
-      </w:pPr>
-    </w:lvl>
-    <w:lvl w:ilvl="8" w:tplc="4C862B9A">
-      <w:start w:val="1"/>
-      <w:numFmt w:val="bullet"/>
-      <w:lvlText w:val="●"/>
-      <w:lvlJc w:val="left"/>
-      <w:pPr>
-        <w:ind w:left="6480" w:hanging="360"/>
-      </w:pPr>
-    </w:lvl>
-  </w:abstractNum>
-  <w:abstractNum w:abstractNumId="1" w15:restartNumberingAfterBreak="0">
-    <w:nsid w:val="449253CA"/>
-    <w:multiLevelType w:val="hybridMultilevel"/>
-    <w:tmpl w:val="5CF8048E"/>
-    <w:lvl w:ilvl="0" w:tplc="3A2AEBBE">
-      <w:start w:val="1"/>
-      <w:numFmt w:val="bullet"/>
-      <w:lvlText w:val="•"/>
-      <w:lvlJc w:val="left"/>
-      <w:pPr>
-        <w:ind w:left="460" w:hanging="260"/>
-      </w:pPr>
-    </w:lvl>
-    <w:lvl w:ilvl="1" w:tplc="8FDA1576">
-      <w:start w:val="1"/>
-      <w:numFmt w:val="bullet"/>
-      <w:lvlText w:val="◦"/>
-      <w:lvlJc w:val="left"/>
-      <w:pPr>
-        <w:ind w:left="920" w:hanging="260"/>
-      </w:pPr>
-    </w:lvl>
-    <w:lvl w:ilvl="2" w:tplc="ABF0AAC8">
+    <w:lvl w:ilvl="1" w:tplc="613C9D46">
       <w:numFmt w:val="decimal"/>
       <w:lvlText w:val=""/>
       <w:lvlJc w:val="left"/>
     </w:lvl>
-    <w:lvl w:ilvl="3" w:tplc="2C345250">
+    <w:lvl w:ilvl="2" w:tplc="29922C96">
       <w:numFmt w:val="decimal"/>
       <w:lvlText w:val=""/>
       <w:lvlJc w:val="left"/>
     </w:lvl>
-    <w:lvl w:ilvl="4" w:tplc="4796BC52">
+    <w:lvl w:ilvl="3" w:tplc="FDA0A0DA">
       <w:numFmt w:val="decimal"/>
       <w:lvlText w:val=""/>
       <w:lvlJc w:val="left"/>
     </w:lvl>
-    <w:lvl w:ilvl="5" w:tplc="3B28C91E">
+    <w:lvl w:ilvl="4" w:tplc="7750D238">
       <w:numFmt w:val="decimal"/>
       <w:lvlText w:val=""/>
       <w:lvlJc w:val="left"/>
     </w:lvl>
-    <w:lvl w:ilvl="6" w:tplc="0832C4CA">
+    <w:lvl w:ilvl="5" w:tplc="428EC824">
       <w:numFmt w:val="decimal"/>
       <w:lvlText w:val=""/>
       <w:lvlJc w:val="left"/>
     </w:lvl>
-    <w:lvl w:ilvl="7" w:tplc="EFDA0E9A">
+    <w:lvl w:ilvl="6" w:tplc="8D16F694">
       <w:numFmt w:val="decimal"/>
       <w:lvlText w:val=""/>
       <w:lvlJc w:val="left"/>
     </w:lvl>
-    <w:lvl w:ilvl="8" w:tplc="84F0949E">
+    <w:lvl w:ilvl="7" w:tplc="3D4C0E1C">
+      <w:numFmt w:val="decimal"/>
+      <w:lvlText w:val=""/>
+      <w:lvlJc w:val="left"/>
+    </w:lvl>
+    <w:lvl w:ilvl="8" w:tplc="C49E6058">
+      <w:numFmt w:val="decimal"/>
+      <w:lvlText w:val=""/>
+      <w:lvlJc w:val="left"/>
+    </w:lvl>
+  </w:abstractNum>
+  <w:abstractNum w:abstractNumId="1" w15:restartNumberingAfterBreak="0">
+    <w:nsid w:val="2E4419F7"/>
+    <w:multiLevelType w:val="hybridMultilevel"/>
+    <w:tmpl w:val="A14ED180"/>
+    <w:lvl w:ilvl="0" w:tplc="B5C01610">
+      <w:start w:val="1"/>
+      <w:numFmt w:val="decimal"/>
+      <w:lvlText w:val="%1."/>
+      <w:lvlJc w:val="left"/>
+      <w:pPr>
+        <w:ind w:left="460" w:hanging="260"/>
+      </w:pPr>
+    </w:lvl>
+    <w:lvl w:ilvl="1" w:tplc="D8F845CE">
+      <w:numFmt w:val="decimal"/>
+      <w:lvlText w:val=""/>
+      <w:lvlJc w:val="left"/>
+    </w:lvl>
+    <w:lvl w:ilvl="2" w:tplc="7D4EA09C">
+      <w:numFmt w:val="decimal"/>
+      <w:lvlText w:val=""/>
+      <w:lvlJc w:val="left"/>
+    </w:lvl>
+    <w:lvl w:ilvl="3" w:tplc="153A9D04">
+      <w:numFmt w:val="decimal"/>
+      <w:lvlText w:val=""/>
+      <w:lvlJc w:val="left"/>
+    </w:lvl>
+    <w:lvl w:ilvl="4" w:tplc="1A92C64C">
+      <w:numFmt w:val="decimal"/>
+      <w:lvlText w:val=""/>
+      <w:lvlJc w:val="left"/>
+    </w:lvl>
+    <w:lvl w:ilvl="5" w:tplc="ED7A12B8">
+      <w:numFmt w:val="decimal"/>
+      <w:lvlText w:val=""/>
+      <w:lvlJc w:val="left"/>
+    </w:lvl>
+    <w:lvl w:ilvl="6" w:tplc="7B283DC8">
+      <w:numFmt w:val="decimal"/>
+      <w:lvlText w:val=""/>
+      <w:lvlJc w:val="left"/>
+    </w:lvl>
+    <w:lvl w:ilvl="7" w:tplc="AEFA4408">
+      <w:numFmt w:val="decimal"/>
+      <w:lvlText w:val=""/>
+      <w:lvlJc w:val="left"/>
+    </w:lvl>
+    <w:lvl w:ilvl="8" w:tplc="3CF84AA8">
       <w:numFmt w:val="decimal"/>
       <w:lvlText w:val=""/>
       <w:lvlJc w:val="left"/>
     </w:lvl>
   </w:abstractNum>
   <w:abstractNum w:abstractNumId="2" w15:restartNumberingAfterBreak="0">
-    <w:nsid w:val="6B86372B"/>
+    <w:nsid w:val="33A90FC8"/>
     <w:multiLevelType w:val="hybridMultilevel"/>
-    <w:tmpl w:val="462C927A"/>
-    <w:lvl w:ilvl="0" w:tplc="F29CF720">
+    <w:tmpl w:val="2588318A"/>
+    <w:lvl w:ilvl="0" w:tplc="EE02545E">
       <w:start w:val="1"/>
-      <w:numFmt w:val="decimal"/>
-      <w:lvlText w:val="%1."/>
+      <w:numFmt w:val="bullet"/>
+      <w:lvlText w:val="●"/>
       <w:lvlJc w:val="left"/>
       <w:pPr>
+        <w:ind w:left="720" w:hanging="360"/>
+      </w:pPr>
+    </w:lvl>
+    <w:lvl w:ilvl="1" w:tplc="1FBAA288">
+      <w:start w:val="1"/>
+      <w:numFmt w:val="bullet"/>
+      <w:lvlText w:val="○"/>
+      <w:lvlJc w:val="left"/>
+      <w:pPr>
+        <w:ind w:left="1440" w:hanging="360"/>
+      </w:pPr>
+    </w:lvl>
+    <w:lvl w:ilvl="2" w:tplc="C9CC3BD4">
+      <w:start w:val="1"/>
+      <w:numFmt w:val="bullet"/>
+      <w:lvlText w:val="■"/>
+      <w:lvlJc w:val="left"/>
+      <w:pPr>
+        <w:ind w:left="2160" w:hanging="360"/>
+      </w:pPr>
+    </w:lvl>
+    <w:lvl w:ilvl="3" w:tplc="C270E2E8">
+      <w:start w:val="1"/>
+      <w:numFmt w:val="bullet"/>
+      <w:lvlText w:val="●"/>
+      <w:lvlJc w:val="left"/>
+      <w:pPr>
+        <w:ind w:left="2880" w:hanging="360"/>
+      </w:pPr>
+    </w:lvl>
+    <w:lvl w:ilvl="4" w:tplc="68A8965A">
+      <w:start w:val="1"/>
+      <w:numFmt w:val="bullet"/>
+      <w:lvlText w:val="○"/>
+      <w:lvlJc w:val="left"/>
+      <w:pPr>
+        <w:ind w:left="3600" w:hanging="360"/>
+      </w:pPr>
+    </w:lvl>
+    <w:lvl w:ilvl="5" w:tplc="750CD188">
+      <w:start w:val="1"/>
+      <w:numFmt w:val="bullet"/>
+      <w:lvlText w:val="■"/>
+      <w:lvlJc w:val="left"/>
+      <w:pPr>
+        <w:ind w:left="4320" w:hanging="360"/>
+      </w:pPr>
+    </w:lvl>
+    <w:lvl w:ilvl="6" w:tplc="05E43826">
+      <w:start w:val="1"/>
+      <w:numFmt w:val="bullet"/>
+      <w:lvlText w:val="●"/>
+      <w:lvlJc w:val="left"/>
+      <w:pPr>
+        <w:ind w:left="5040" w:hanging="360"/>
+      </w:pPr>
+    </w:lvl>
+    <w:lvl w:ilvl="7" w:tplc="975294BE">
+      <w:start w:val="1"/>
+      <w:numFmt w:val="bullet"/>
+      <w:lvlText w:val="●"/>
+      <w:lvlJc w:val="left"/>
+      <w:pPr>
+        <w:ind w:left="5760" w:hanging="360"/>
+      </w:pPr>
+    </w:lvl>
+    <w:lvl w:ilvl="8" w:tplc="B574CC58">
+      <w:start w:val="1"/>
+      <w:numFmt w:val="bullet"/>
+      <w:lvlText w:val="●"/>
+      <w:lvlJc w:val="left"/>
+      <w:pPr>
+        <w:ind w:left="6480" w:hanging="360"/>
+      </w:pPr>
+    </w:lvl>
+  </w:abstractNum>
+  <w:abstractNum w:abstractNumId="3" w15:restartNumberingAfterBreak="0">
+    <w:nsid w:val="5E6F168F"/>
+    <w:multiLevelType w:val="hybridMultilevel"/>
+    <w:tmpl w:val="33CC82AE"/>
+    <w:lvl w:ilvl="0" w:tplc="C3B820F6">
+      <w:start w:val="1"/>
+      <w:numFmt w:val="bullet"/>
+      <w:lvlText w:val="•"/>
+      <w:lvlJc w:val="left"/>
+      <w:pPr>
         <w:ind w:left="460" w:hanging="260"/>
       </w:pPr>
     </w:lvl>
-    <w:lvl w:ilvl="1" w:tplc="40D6BAB2">
+    <w:lvl w:ilvl="1" w:tplc="0840EE6C">
+      <w:start w:val="1"/>
+      <w:numFmt w:val="bullet"/>
+      <w:lvlText w:val="◦"/>
+      <w:lvlJc w:val="left"/>
+      <w:pPr>
+        <w:ind w:left="920" w:hanging="260"/>
+      </w:pPr>
+    </w:lvl>
+    <w:lvl w:ilvl="2" w:tplc="2E06E412">
       <w:numFmt w:val="decimal"/>
       <w:lvlText w:val=""/>
       <w:lvlJc w:val="left"/>
     </w:lvl>
-    <w:lvl w:ilvl="2" w:tplc="CC182F78">
+    <w:lvl w:ilvl="3" w:tplc="1EB8ED7A">
       <w:numFmt w:val="decimal"/>
       <w:lvlText w:val=""/>
       <w:lvlJc w:val="left"/>
     </w:lvl>
-    <w:lvl w:ilvl="3" w:tplc="593E3BA2">
+    <w:lvl w:ilvl="4" w:tplc="F266B202">
       <w:numFmt w:val="decimal"/>
       <w:lvlText w:val=""/>
       <w:lvlJc w:val="left"/>
     </w:lvl>
-    <w:lvl w:ilvl="4" w:tplc="3E7452E0">
+    <w:lvl w:ilvl="5" w:tplc="AA24A148">
       <w:numFmt w:val="decimal"/>
       <w:lvlText w:val=""/>
       <w:lvlJc w:val="left"/>
     </w:lvl>
-    <w:lvl w:ilvl="5" w:tplc="CE54FFB4">
+    <w:lvl w:ilvl="6" w:tplc="F9387E88">
       <w:numFmt w:val="decimal"/>
       <w:lvlText w:val=""/>
       <w:lvlJc w:val="left"/>
     </w:lvl>
-    <w:lvl w:ilvl="6" w:tplc="3B4E9092">
+    <w:lvl w:ilvl="7" w:tplc="A9EE8618">
       <w:numFmt w:val="decimal"/>
       <w:lvlText w:val=""/>
       <w:lvlJc w:val="left"/>
     </w:lvl>
-    <w:lvl w:ilvl="7" w:tplc="9D2E6426">
-      <w:numFmt w:val="decimal"/>
-      <w:lvlText w:val=""/>
-      <w:lvlJc w:val="left"/>
-    </w:lvl>
-    <w:lvl w:ilvl="8" w:tplc="68785C92">
-      <w:numFmt w:val="decimal"/>
-      <w:lvlText w:val=""/>
-      <w:lvlJc w:val="left"/>
-    </w:lvl>
-  </w:abstractNum>
-  <w:abstractNum w:abstractNumId="3" w15:restartNumberingAfterBreak="0">
-    <w:nsid w:val="785E02A3"/>
-    <w:multiLevelType w:val="hybridMultilevel"/>
-    <w:tmpl w:val="8ACA0BBE"/>
-    <w:lvl w:ilvl="0" w:tplc="B69401A6">
-      <w:start w:val="1"/>
-      <w:numFmt w:val="decimal"/>
-      <w:lvlText w:val="%1."/>
-      <w:lvlJc w:val="left"/>
-      <w:pPr>
-        <w:ind w:left="460" w:hanging="260"/>
-      </w:pPr>
-    </w:lvl>
-    <w:lvl w:ilvl="1" w:tplc="7A080E32">
-      <w:numFmt w:val="decimal"/>
-      <w:lvlText w:val=""/>
-      <w:lvlJc w:val="left"/>
-    </w:lvl>
-    <w:lvl w:ilvl="2" w:tplc="01B02D8E">
-      <w:numFmt w:val="decimal"/>
-      <w:lvlText w:val=""/>
-      <w:lvlJc w:val="left"/>
-    </w:lvl>
-    <w:lvl w:ilvl="3" w:tplc="F0708B20">
-      <w:numFmt w:val="decimal"/>
-      <w:lvlText w:val=""/>
-      <w:lvlJc w:val="left"/>
-    </w:lvl>
-    <w:lvl w:ilvl="4" w:tplc="B66E0DB8">
-      <w:numFmt w:val="decimal"/>
-      <w:lvlText w:val=""/>
-      <w:lvlJc w:val="left"/>
-    </w:lvl>
-    <w:lvl w:ilvl="5" w:tplc="CD6E89C8">
-      <w:numFmt w:val="decimal"/>
-      <w:lvlText w:val=""/>
-      <w:lvlJc w:val="left"/>
-    </w:lvl>
-    <w:lvl w:ilvl="6" w:tplc="39FA96EE">
-      <w:numFmt w:val="decimal"/>
-      <w:lvlText w:val=""/>
-      <w:lvlJc w:val="left"/>
-    </w:lvl>
-    <w:lvl w:ilvl="7" w:tplc="A57AE396">
-      <w:numFmt w:val="decimal"/>
-      <w:lvlText w:val=""/>
-      <w:lvlJc w:val="left"/>
-    </w:lvl>
-    <w:lvl w:ilvl="8" w:tplc="A56A5CB2">
+    <w:lvl w:ilvl="8" w:tplc="EDF8C3B2">
       <w:numFmt w:val="decimal"/>
       <w:lvlText w:val=""/>
       <w:lvlJc w:val="left"/>
     </w:lvl>
   </w:abstractNum>
   <w:abstractNum w:abstractNumId="4" w15:restartNumberingAfterBreak="0">
-    <w:nsid w:val="7CAF0E13"/>
+    <w:nsid w:val="672545FD"/>
     <w:multiLevelType w:val="hybridMultilevel"/>
-    <w:tmpl w:val="28383B68"/>
-    <w:lvl w:ilvl="0" w:tplc="719E2650">
+    <w:tmpl w:val="59EC1CC6"/>
+    <w:lvl w:ilvl="0" w:tplc="1A3CC63A">
       <w:start w:val="1"/>
       <w:numFmt w:val="decimal"/>
       <w:lvlText w:val="%1."/>
@@ -5237,73 +5938,79 @@
         <w:ind w:left="460" w:hanging="260"/>
       </w:pPr>
     </w:lvl>
-    <w:lvl w:ilvl="1" w:tplc="53F2D83C">
+    <w:lvl w:ilvl="1" w:tplc="2256BCDC">
       <w:numFmt w:val="decimal"/>
       <w:lvlText w:val=""/>
       <w:lvlJc w:val="left"/>
     </w:lvl>
-    <w:lvl w:ilvl="2" w:tplc="1CFEC76E">
+    <w:lvl w:ilvl="2" w:tplc="D46A6686">
       <w:numFmt w:val="decimal"/>
       <w:lvlText w:val=""/>
       <w:lvlJc w:val="left"/>
     </w:lvl>
-    <w:lvl w:ilvl="3" w:tplc="7ED4FD28">
+    <w:lvl w:ilvl="3" w:tplc="96DC11A4">
       <w:numFmt w:val="decimal"/>
       <w:lvlText w:val=""/>
       <w:lvlJc w:val="left"/>
     </w:lvl>
-    <w:lvl w:ilvl="4" w:tplc="726643D4">
+    <w:lvl w:ilvl="4" w:tplc="3F086F9E">
       <w:numFmt w:val="decimal"/>
       <w:lvlText w:val=""/>
       <w:lvlJc w:val="left"/>
     </w:lvl>
-    <w:lvl w:ilvl="5" w:tplc="971442FC">
+    <w:lvl w:ilvl="5" w:tplc="5C687EB8">
       <w:numFmt w:val="decimal"/>
       <w:lvlText w:val=""/>
       <w:lvlJc w:val="left"/>
     </w:lvl>
-    <w:lvl w:ilvl="6" w:tplc="52A879FE">
+    <w:lvl w:ilvl="6" w:tplc="F7A89D4E">
       <w:numFmt w:val="decimal"/>
       <w:lvlText w:val=""/>
       <w:lvlJc w:val="left"/>
     </w:lvl>
-    <w:lvl w:ilvl="7" w:tplc="82B49C9C">
+    <w:lvl w:ilvl="7" w:tplc="318C5434">
       <w:numFmt w:val="decimal"/>
       <w:lvlText w:val=""/>
       <w:lvlJc w:val="left"/>
     </w:lvl>
-    <w:lvl w:ilvl="8" w:tplc="7C5C4F08">
+    <w:lvl w:ilvl="8" w:tplc="AF364296">
       <w:numFmt w:val="decimal"/>
       <w:lvlText w:val=""/>
       <w:lvlJc w:val="left"/>
     </w:lvl>
   </w:abstractNum>
-  <w:num w:numId="1" w16cid:durableId="1945796180">
+  <w:num w:numId="1" w16cid:durableId="122892325">
+    <w:abstractNumId w:val="2"/>
+    <w:lvlOverride w:ilvl="0">
+      <w:startOverride w:val="1"/>
+    </w:lvlOverride>
+  </w:num>
+  <w:num w:numId="2" w16cid:durableId="81606233">
+    <w:abstractNumId w:val="3"/>
+    <w:lvlOverride w:ilvl="0">
+      <w:startOverride w:val="1"/>
+    </w:lvlOverride>
+  </w:num>
+  <w:num w:numId="3" w16cid:durableId="1327590797">
     <w:abstractNumId w:val="0"/>
     <w:lvlOverride w:ilvl="0">
       <w:startOverride w:val="1"/>
     </w:lvlOverride>
   </w:num>
-  <w:num w:numId="2" w16cid:durableId="543097264">
+  <w:num w:numId="4" w16cid:durableId="2044598169">
     <w:abstractNumId w:val="1"/>
     <w:lvlOverride w:ilvl="0">
       <w:startOverride w:val="1"/>
     </w:lvlOverride>
   </w:num>
-  <w:num w:numId="3" w16cid:durableId="1337535466">
+  <w:num w:numId="5" w16cid:durableId="514660540">
     <w:abstractNumId w:val="4"/>
     <w:lvlOverride w:ilvl="0">
       <w:startOverride w:val="1"/>
     </w:lvlOverride>
   </w:num>
-  <w:num w:numId="4" w16cid:durableId="1304458345">
-    <w:abstractNumId w:val="3"/>
-    <w:lvlOverride w:ilvl="0">
-      <w:startOverride w:val="1"/>
-    </w:lvlOverride>
-  </w:num>
-  <w:num w:numId="5" w16cid:durableId="1991860246">
-    <w:abstractNumId w:val="2"/>
+  <w:num w:numId="6" w16cid:durableId="1884782253">
+    <w:abstractNumId w:val="1"/>
     <w:lvlOverride w:ilvl="0">
       <w:startOverride w:val="1"/>
     </w:lvlOverride>
